--- a/MSP-M365-Baseline-SOP.docx
+++ b/MSP-M365-Baseline-SOP.docx
@@ -2723,8 +2723,8 @@
         <w:tblLook w:val="0000" w:firstRow="0" w:lastRow="0" w:firstColumn="0" w:lastColumn="0" w:noHBand="0" w:noVBand="0"/>
       </w:tblPr>
       <w:tblGrid>
-        <w:gridCol w:w="2791"/>
-        <w:gridCol w:w="5967"/>
+        <w:gridCol w:w="2788"/>
+        <w:gridCol w:w="5970"/>
         <w:gridCol w:w="941"/>
         <w:gridCol w:w="3981"/>
       </w:tblGrid>
@@ -2875,18 +2875,7 @@
               <w:right w:w="120" w:type="dxa"/>
             </w:tcMar>
           </w:tcPr>
-          <w:p>
-            <w:r>
-              <w:rPr>
-                <w:b/>
-                <w:bCs/>
-                <w:color w:val="000000"/>
-                <w:sz w:val="18"/>
-                <w:szCs w:val="18"/>
-              </w:rPr>
-              <w:t>MFA for all users</w:t>
-            </w:r>
-          </w:p>
+          <w:p/>
         </w:tc>
         <w:tc>
           <w:tcPr>
@@ -2905,16 +2894,7 @@
               <w:right w:w="120" w:type="dxa"/>
             </w:tcMar>
           </w:tcPr>
-          <w:p>
-            <w:r>
-              <w:rPr>
-                <w:color w:val="000000"/>
-                <w:sz w:val="18"/>
-                <w:szCs w:val="18"/>
-              </w:rPr>
-              <w:t>Require multi-factor authentication on every interactive sign-in to stop attacks that rely on stolen passwords alone.</w:t>
-            </w:r>
-          </w:p>
+          <w:p/>
         </w:tc>
         <w:tc>
           <w:tcPr>
@@ -2938,14 +2918,6 @@
             <w:pPr>
               <w:jc w:val="center"/>
             </w:pPr>
-            <w:r>
-              <w:rPr>
-                <w:b/>
-                <w:bCs/>
-                <w:color w:val="C00000"/>
-              </w:rPr>
-              <w:t>H</w:t>
-            </w:r>
           </w:p>
         </w:tc>
         <w:tc>
@@ -2965,16 +2937,7 @@
               <w:right w:w="120" w:type="dxa"/>
             </w:tcMar>
           </w:tcPr>
-          <w:p>
-            <w:r>
-              <w:rPr>
-                <w:color w:val="000000"/>
-                <w:sz w:val="18"/>
-                <w:szCs w:val="18"/>
-              </w:rPr>
-              <w:t>CA — Require MFA — All Users</w:t>
-            </w:r>
-          </w:p>
+          <w:p/>
         </w:tc>
       </w:tr>
       <w:tr>
@@ -2994,18 +2957,7 @@
               <w:right w:w="120" w:type="dxa"/>
             </w:tcMar>
           </w:tcPr>
-          <w:p>
-            <w:r>
-              <w:rPr>
-                <w:b/>
-                <w:bCs/>
-                <w:color w:val="000000"/>
-                <w:sz w:val="18"/>
-                <w:szCs w:val="18"/>
-              </w:rPr>
-              <w:t>Block legacy authentication</w:t>
-            </w:r>
-          </w:p>
+          <w:p/>
         </w:tc>
         <w:tc>
           <w:tcPr>
@@ -3023,16 +2975,7 @@
               <w:right w:w="120" w:type="dxa"/>
             </w:tcMar>
           </w:tcPr>
-          <w:p>
-            <w:r>
-              <w:rPr>
-                <w:color w:val="000000"/>
-                <w:sz w:val="18"/>
-                <w:szCs w:val="18"/>
-              </w:rPr>
-              <w:t>Deny sign-ins that use basic auth protocols (IMAP, POP, SMTP AUTH, older Office clients) — these bypass MFA.</w:t>
-            </w:r>
-          </w:p>
+          <w:p/>
         </w:tc>
         <w:tc>
           <w:tcPr>
@@ -3055,14 +2998,6 @@
             <w:pPr>
               <w:jc w:val="center"/>
             </w:pPr>
-            <w:r>
-              <w:rPr>
-                <w:b/>
-                <w:bCs/>
-                <w:color w:val="C00000"/>
-              </w:rPr>
-              <w:t>H</w:t>
-            </w:r>
           </w:p>
         </w:tc>
         <w:tc>
@@ -3081,16 +3016,7 @@
               <w:right w:w="120" w:type="dxa"/>
             </w:tcMar>
           </w:tcPr>
-          <w:p>
-            <w:r>
-              <w:rPr>
-                <w:color w:val="000000"/>
-                <w:sz w:val="18"/>
-                <w:szCs w:val="18"/>
-              </w:rPr>
-              <w:t>CA — Block Legacy Authentication</w:t>
-            </w:r>
-          </w:p>
+          <w:p/>
         </w:tc>
       </w:tr>
       <w:tr>
@@ -3111,18 +3037,7 @@
               <w:right w:w="120" w:type="dxa"/>
             </w:tcMar>
           </w:tcPr>
-          <w:p>
-            <w:r>
-              <w:rPr>
-                <w:b/>
-                <w:bCs/>
-                <w:color w:val="000000"/>
-                <w:sz w:val="18"/>
-                <w:szCs w:val="18"/>
-              </w:rPr>
-              <w:t>MFA for admin roles</w:t>
-            </w:r>
-          </w:p>
+          <w:p/>
         </w:tc>
         <w:tc>
           <w:tcPr>
@@ -3141,16 +3056,7 @@
               <w:right w:w="120" w:type="dxa"/>
             </w:tcMar>
           </w:tcPr>
-          <w:p>
-            <w:r>
-              <w:rPr>
-                <w:color w:val="000000"/>
-                <w:sz w:val="18"/>
-                <w:szCs w:val="18"/>
-              </w:rPr>
-              <w:t>Require phishing-resistant MFA plus a compliant or hybrid-joined device when a privileged role is active.</w:t>
-            </w:r>
-          </w:p>
+          <w:p/>
         </w:tc>
         <w:tc>
           <w:tcPr>
@@ -3174,14 +3080,6 @@
             <w:pPr>
               <w:jc w:val="center"/>
             </w:pPr>
-            <w:r>
-              <w:rPr>
-                <w:b/>
-                <w:bCs/>
-                <w:color w:val="C00000"/>
-              </w:rPr>
-              <w:t>H</w:t>
-            </w:r>
           </w:p>
         </w:tc>
         <w:tc>
@@ -3201,16 +3099,7 @@
               <w:right w:w="120" w:type="dxa"/>
             </w:tcMar>
           </w:tcPr>
-          <w:p>
-            <w:r>
-              <w:rPr>
-                <w:color w:val="000000"/>
-                <w:sz w:val="18"/>
-                <w:szCs w:val="18"/>
-              </w:rPr>
-              <w:t>CA — Admin Roles — MFA + Compliant Device</w:t>
-            </w:r>
-          </w:p>
+          <w:p/>
         </w:tc>
       </w:tr>
       <w:tr>
@@ -3230,18 +3119,7 @@
               <w:right w:w="120" w:type="dxa"/>
             </w:tcMar>
           </w:tcPr>
-          <w:p>
-            <w:r>
-              <w:rPr>
-                <w:b/>
-                <w:bCs/>
-                <w:color w:val="000000"/>
-                <w:sz w:val="18"/>
-                <w:szCs w:val="18"/>
-              </w:rPr>
-              <w:t>High sign-in risk</w:t>
-            </w:r>
-          </w:p>
+          <w:p/>
         </w:tc>
         <w:tc>
           <w:tcPr>
@@ -3259,16 +3137,7 @@
               <w:right w:w="120" w:type="dxa"/>
             </w:tcMar>
           </w:tcPr>
-          <w:p>
-            <w:r>
-              <w:rPr>
-                <w:color w:val="000000"/>
-                <w:sz w:val="18"/>
-                <w:szCs w:val="18"/>
-              </w:rPr>
-              <w:t>Block sign-ins when Entra ID flags the session as high risk (leaked credentials, anonymous IP, unfamiliar travel).</w:t>
-            </w:r>
-          </w:p>
+          <w:p/>
         </w:tc>
         <w:tc>
           <w:tcPr>
@@ -3291,14 +3160,6 @@
             <w:pPr>
               <w:jc w:val="center"/>
             </w:pPr>
-            <w:r>
-              <w:rPr>
-                <w:b/>
-                <w:bCs/>
-                <w:color w:val="C00000"/>
-              </w:rPr>
-              <w:t>H</w:t>
-            </w:r>
           </w:p>
         </w:tc>
         <w:tc>
@@ -3317,16 +3178,7 @@
               <w:right w:w="120" w:type="dxa"/>
             </w:tcMar>
           </w:tcPr>
-          <w:p>
-            <w:r>
-              <w:rPr>
-                <w:color w:val="000000"/>
-                <w:sz w:val="18"/>
-                <w:szCs w:val="18"/>
-              </w:rPr>
-              <w:t>CA — High Sign-in Risk — Block</w:t>
-            </w:r>
-          </w:p>
+          <w:p/>
         </w:tc>
       </w:tr>
       <w:tr>
@@ -3347,18 +3199,7 @@
               <w:right w:w="120" w:type="dxa"/>
             </w:tcMar>
           </w:tcPr>
-          <w:p>
-            <w:r>
-              <w:rPr>
-                <w:b/>
-                <w:bCs/>
-                <w:color w:val="000000"/>
-                <w:sz w:val="18"/>
-                <w:szCs w:val="18"/>
-              </w:rPr>
-              <w:t>High user risk</w:t>
-            </w:r>
-          </w:p>
+          <w:p/>
         </w:tc>
         <w:tc>
           <w:tcPr>
@@ -3377,16 +3218,7 @@
               <w:right w:w="120" w:type="dxa"/>
             </w:tcMar>
           </w:tcPr>
-          <w:p>
-            <w:r>
-              <w:rPr>
-                <w:color w:val="000000"/>
-                <w:sz w:val="18"/>
-                <w:szCs w:val="18"/>
-              </w:rPr>
-              <w:t>Force a secure password reset when a user is flagged as high risk.</w:t>
-            </w:r>
-          </w:p>
+          <w:p/>
         </w:tc>
         <w:tc>
           <w:tcPr>
@@ -3410,14 +3242,6 @@
             <w:pPr>
               <w:jc w:val="center"/>
             </w:pPr>
-            <w:r>
-              <w:rPr>
-                <w:b/>
-                <w:bCs/>
-                <w:color w:val="C00000"/>
-              </w:rPr>
-              <w:t>H</w:t>
-            </w:r>
           </w:p>
         </w:tc>
         <w:tc>
@@ -3437,16 +3261,7 @@
               <w:right w:w="120" w:type="dxa"/>
             </w:tcMar>
           </w:tcPr>
-          <w:p>
-            <w:r>
-              <w:rPr>
-                <w:color w:val="000000"/>
-                <w:sz w:val="18"/>
-                <w:szCs w:val="18"/>
-              </w:rPr>
-              <w:t>CA — High User Risk — Password Reset</w:t>
-            </w:r>
-          </w:p>
+          <w:p/>
         </w:tc>
       </w:tr>
       <w:tr>
@@ -3466,18 +3281,7 @@
               <w:right w:w="120" w:type="dxa"/>
             </w:tcMar>
           </w:tcPr>
-          <w:p>
-            <w:r>
-              <w:rPr>
-                <w:b/>
-                <w:bCs/>
-                <w:color w:val="000000"/>
-                <w:sz w:val="18"/>
-                <w:szCs w:val="18"/>
-              </w:rPr>
-              <w:t>Require compliant device</w:t>
-            </w:r>
-          </w:p>
+          <w:p/>
         </w:tc>
         <w:tc>
           <w:tcPr>
@@ -3495,16 +3299,7 @@
               <w:right w:w="120" w:type="dxa"/>
             </w:tcMar>
           </w:tcPr>
-          <w:p>
-            <w:r>
-              <w:rPr>
-                <w:color w:val="000000"/>
-                <w:sz w:val="18"/>
-                <w:szCs w:val="18"/>
-              </w:rPr>
-              <w:t>Only allow access to M365 apps from devices marked compliant in Intune or hybrid Entra joined.</w:t>
-            </w:r>
-          </w:p>
+          <w:p/>
         </w:tc>
         <w:tc>
           <w:tcPr>
@@ -3527,14 +3322,6 @@
             <w:pPr>
               <w:jc w:val="center"/>
             </w:pPr>
-            <w:r>
-              <w:rPr>
-                <w:b/>
-                <w:bCs/>
-                <w:color w:val="C00000"/>
-              </w:rPr>
-              <w:t>H</w:t>
-            </w:r>
           </w:p>
         </w:tc>
         <w:tc>
@@ -3553,16 +3340,7 @@
               <w:right w:w="120" w:type="dxa"/>
             </w:tcMar>
           </w:tcPr>
-          <w:p>
-            <w:r>
-              <w:rPr>
-                <w:color w:val="000000"/>
-                <w:sz w:val="18"/>
-                <w:szCs w:val="18"/>
-              </w:rPr>
-              <w:t>CA — Require Compliant Device</w:t>
-            </w:r>
-          </w:p>
+          <w:p/>
         </w:tc>
       </w:tr>
       <w:tr>
@@ -3583,18 +3361,7 @@
               <w:right w:w="120" w:type="dxa"/>
             </w:tcMar>
           </w:tcPr>
-          <w:p>
-            <w:r>
-              <w:rPr>
-                <w:b/>
-                <w:bCs/>
-                <w:color w:val="000000"/>
-                <w:sz w:val="18"/>
-                <w:szCs w:val="18"/>
-              </w:rPr>
-              <w:t>Geographic block</w:t>
-            </w:r>
-          </w:p>
+          <w:p/>
         </w:tc>
         <w:tc>
           <w:tcPr>
@@ -3613,16 +3380,7 @@
               <w:right w:w="120" w:type="dxa"/>
             </w:tcMar>
           </w:tcPr>
-          <w:p>
-            <w:r>
-              <w:rPr>
-                <w:color w:val="000000"/>
-                <w:sz w:val="18"/>
-                <w:szCs w:val="18"/>
-              </w:rPr>
-              <w:t>Block authentication attempts originating outside approved country named locations.</w:t>
-            </w:r>
-          </w:p>
+          <w:p/>
         </w:tc>
         <w:tc>
           <w:tcPr>
@@ -3646,14 +3404,6 @@
             <w:pPr>
               <w:jc w:val="center"/>
             </w:pPr>
-            <w:r>
-              <w:rPr>
-                <w:b/>
-                <w:bCs/>
-                <w:color w:val="BF6B00"/>
-              </w:rPr>
-              <w:t>M</w:t>
-            </w:r>
           </w:p>
         </w:tc>
         <w:tc>
@@ -3673,16 +3423,7 @@
               <w:right w:w="120" w:type="dxa"/>
             </w:tcMar>
           </w:tcPr>
-          <w:p>
-            <w:r>
-              <w:rPr>
-                <w:color w:val="000000"/>
-                <w:sz w:val="18"/>
-                <w:szCs w:val="18"/>
-              </w:rPr>
-              <w:t>CA — Geographic Block</w:t>
-            </w:r>
-          </w:p>
+          <w:p/>
         </w:tc>
       </w:tr>
       <w:tr>
@@ -3702,18 +3443,7 @@
               <w:right w:w="120" w:type="dxa"/>
             </w:tcMar>
           </w:tcPr>
-          <w:p>
-            <w:r>
-              <w:rPr>
-                <w:b/>
-                <w:bCs/>
-                <w:color w:val="000000"/>
-                <w:sz w:val="18"/>
-                <w:szCs w:val="18"/>
-              </w:rPr>
-              <w:t>Break-glass exclusions</w:t>
-            </w:r>
-          </w:p>
+          <w:p/>
         </w:tc>
         <w:tc>
           <w:tcPr>
@@ -3731,16 +3461,7 @@
               <w:right w:w="120" w:type="dxa"/>
             </w:tcMar>
           </w:tcPr>
-          <w:p>
-            <w:r>
-              <w:rPr>
-                <w:color w:val="000000"/>
-                <w:sz w:val="18"/>
-                <w:szCs w:val="18"/>
-              </w:rPr>
-              <w:t>Exclude break-glass accounts from all CA policies so the tenant can be recovered if CA breaks.</w:t>
-            </w:r>
-          </w:p>
+          <w:p/>
         </w:tc>
         <w:tc>
           <w:tcPr>
@@ -3763,14 +3484,6 @@
             <w:pPr>
               <w:jc w:val="center"/>
             </w:pPr>
-            <w:r>
-              <w:rPr>
-                <w:b/>
-                <w:bCs/>
-                <w:color w:val="C00000"/>
-              </w:rPr>
-              <w:t>H</w:t>
-            </w:r>
           </w:p>
         </w:tc>
         <w:tc>
@@ -3789,16 +3502,7 @@
               <w:right w:w="120" w:type="dxa"/>
             </w:tcMar>
           </w:tcPr>
-          <w:p>
-            <w:r>
-              <w:rPr>
-                <w:color w:val="000000"/>
-                <w:sz w:val="18"/>
-                <w:szCs w:val="18"/>
-              </w:rPr>
-              <w:t>CA — Break-Glass Exclusions</w:t>
-            </w:r>
-          </w:p>
+          <w:p/>
         </w:tc>
       </w:tr>
       <w:tr>
@@ -3819,18 +3523,7 @@
               <w:right w:w="120" w:type="dxa"/>
             </w:tcMar>
           </w:tcPr>
-          <w:p>
-            <w:r>
-              <w:rPr>
-                <w:b/>
-                <w:bCs/>
-                <w:color w:val="000000"/>
-                <w:sz w:val="18"/>
-                <w:szCs w:val="18"/>
-              </w:rPr>
-              <w:t>Authentication methods</w:t>
-            </w:r>
-          </w:p>
+          <w:p/>
         </w:tc>
         <w:tc>
           <w:tcPr>
@@ -3849,16 +3542,7 @@
               <w:right w:w="120" w:type="dxa"/>
             </w:tcMar>
           </w:tcPr>
-          <w:p>
-            <w:r>
-              <w:rPr>
-                <w:color w:val="000000"/>
-                <w:sz w:val="18"/>
-                <w:szCs w:val="18"/>
-              </w:rPr>
-              <w:t>Allow Authenticator and FIDO2 only; SMS and voice call disabled for MFA.</w:t>
-            </w:r>
-          </w:p>
+          <w:p/>
         </w:tc>
         <w:tc>
           <w:tcPr>
@@ -3882,14 +3566,6 @@
             <w:pPr>
               <w:jc w:val="center"/>
             </w:pPr>
-            <w:r>
-              <w:rPr>
-                <w:b/>
-                <w:bCs/>
-                <w:color w:val="BF6B00"/>
-              </w:rPr>
-              <w:t>M</w:t>
-            </w:r>
           </w:p>
         </w:tc>
         <w:tc>
@@ -3909,16 +3585,7 @@
               <w:right w:w="120" w:type="dxa"/>
             </w:tcMar>
           </w:tcPr>
-          <w:p>
-            <w:r>
-              <w:rPr>
-                <w:color w:val="000000"/>
-                <w:sz w:val="18"/>
-                <w:szCs w:val="18"/>
-              </w:rPr>
-              <w:t>Authentication Methods Policy — Strong Only</w:t>
-            </w:r>
-          </w:p>
+          <w:p/>
         </w:tc>
       </w:tr>
       <w:tr>
@@ -3938,18 +3605,7 @@
               <w:right w:w="120" w:type="dxa"/>
             </w:tcMar>
           </w:tcPr>
-          <w:p>
-            <w:r>
-              <w:rPr>
-                <w:b/>
-                <w:bCs/>
-                <w:color w:val="000000"/>
-                <w:sz w:val="18"/>
-                <w:szCs w:val="18"/>
-              </w:rPr>
-              <w:t>Self-service password reset</w:t>
-            </w:r>
-          </w:p>
+          <w:p/>
         </w:tc>
         <w:tc>
           <w:tcPr>
@@ -3967,34 +3623,7 @@
               <w:right w:w="120" w:type="dxa"/>
             </w:tcMar>
           </w:tcPr>
-          <w:p>
-            <w:r>
-              <w:rPr>
-                <w:color w:val="000000"/>
-                <w:sz w:val="18"/>
-                <w:szCs w:val="18"/>
-              </w:rPr>
-              <w:t xml:space="preserve">SSPR enabled with two authentication methods; writeback to on-prem AD </w:t>
-            </w:r>
-            <w:proofErr w:type="gramStart"/>
-            <w:r>
-              <w:rPr>
-                <w:color w:val="000000"/>
-                <w:sz w:val="18"/>
-                <w:szCs w:val="18"/>
-              </w:rPr>
-              <w:t>where</w:t>
-            </w:r>
-            <w:proofErr w:type="gramEnd"/>
-            <w:r>
-              <w:rPr>
-                <w:color w:val="000000"/>
-                <w:sz w:val="18"/>
-                <w:szCs w:val="18"/>
-              </w:rPr>
-              <w:t xml:space="preserve"> hybrid.</w:t>
-            </w:r>
-          </w:p>
+          <w:p/>
         </w:tc>
         <w:tc>
           <w:tcPr>
@@ -4017,14 +3646,6 @@
             <w:pPr>
               <w:jc w:val="center"/>
             </w:pPr>
-            <w:r>
-              <w:rPr>
-                <w:b/>
-                <w:bCs/>
-                <w:color w:val="BF6B00"/>
-              </w:rPr>
-              <w:t>M</w:t>
-            </w:r>
           </w:p>
         </w:tc>
         <w:tc>
@@ -4043,16 +3664,7 @@
               <w:right w:w="120" w:type="dxa"/>
             </w:tcMar>
           </w:tcPr>
-          <w:p>
-            <w:r>
-              <w:rPr>
-                <w:color w:val="000000"/>
-                <w:sz w:val="18"/>
-                <w:szCs w:val="18"/>
-              </w:rPr>
-              <w:t>SSPR — Enabled with MFA</w:t>
-            </w:r>
-          </w:p>
+          <w:p/>
         </w:tc>
       </w:tr>
       <w:tr>
@@ -4073,18 +3685,7 @@
               <w:right w:w="120" w:type="dxa"/>
             </w:tcMar>
           </w:tcPr>
-          <w:p>
-            <w:r>
-              <w:rPr>
-                <w:b/>
-                <w:bCs/>
-                <w:color w:val="000000"/>
-                <w:sz w:val="18"/>
-                <w:szCs w:val="18"/>
-              </w:rPr>
-              <w:t>Guest invitations</w:t>
-            </w:r>
-          </w:p>
+          <w:p/>
         </w:tc>
         <w:tc>
           <w:tcPr>
@@ -4103,16 +3704,7 @@
               <w:right w:w="120" w:type="dxa"/>
             </w:tcMar>
           </w:tcPr>
-          <w:p>
-            <w:r>
-              <w:rPr>
-                <w:color w:val="000000"/>
-                <w:sz w:val="18"/>
-                <w:szCs w:val="18"/>
-              </w:rPr>
-              <w:t>Restrict external user invitations to admin and guest inviter roles.</w:t>
-            </w:r>
-          </w:p>
+          <w:p/>
         </w:tc>
         <w:tc>
           <w:tcPr>
@@ -4136,14 +3728,6 @@
             <w:pPr>
               <w:jc w:val="center"/>
             </w:pPr>
-            <w:r>
-              <w:rPr>
-                <w:b/>
-                <w:bCs/>
-                <w:color w:val="BF6B00"/>
-              </w:rPr>
-              <w:t>M</w:t>
-            </w:r>
           </w:p>
         </w:tc>
         <w:tc>
@@ -4163,16 +3747,7 @@
               <w:right w:w="120" w:type="dxa"/>
             </w:tcMar>
           </w:tcPr>
-          <w:p>
-            <w:r>
-              <w:rPr>
-                <w:color w:val="000000"/>
-                <w:sz w:val="18"/>
-                <w:szCs w:val="18"/>
-              </w:rPr>
-              <w:t>External Collaboration — Admin-Only Invites</w:t>
-            </w:r>
-          </w:p>
+          <w:p/>
         </w:tc>
       </w:tr>
       <w:tr>
@@ -4192,18 +3767,7 @@
               <w:right w:w="120" w:type="dxa"/>
             </w:tcMar>
           </w:tcPr>
-          <w:p>
-            <w:r>
-              <w:rPr>
-                <w:b/>
-                <w:bCs/>
-                <w:color w:val="000000"/>
-                <w:sz w:val="18"/>
-                <w:szCs w:val="18"/>
-              </w:rPr>
-              <w:t>Password protection</w:t>
-            </w:r>
-          </w:p>
+          <w:p/>
         </w:tc>
         <w:tc>
           <w:tcPr>
@@ -4221,16 +3785,7 @@
               <w:right w:w="120" w:type="dxa"/>
             </w:tcMar>
           </w:tcPr>
-          <w:p>
-            <w:r>
-              <w:rPr>
-                <w:color w:val="000000"/>
-                <w:sz w:val="18"/>
-                <w:szCs w:val="18"/>
-              </w:rPr>
-              <w:t>Global banned password list plus tenant-specific terms; smart lockout enforced.</w:t>
-            </w:r>
-          </w:p>
+          <w:p/>
         </w:tc>
         <w:tc>
           <w:tcPr>
@@ -4253,14 +3808,6 @@
             <w:pPr>
               <w:jc w:val="center"/>
             </w:pPr>
-            <w:r>
-              <w:rPr>
-                <w:b/>
-                <w:bCs/>
-                <w:color w:val="BF6B00"/>
-              </w:rPr>
-              <w:t>M</w:t>
-            </w:r>
           </w:p>
         </w:tc>
         <w:tc>
@@ -4279,16 +3826,7 @@
               <w:right w:w="120" w:type="dxa"/>
             </w:tcMar>
           </w:tcPr>
-          <w:p>
-            <w:r>
-              <w:rPr>
-                <w:color w:val="000000"/>
-                <w:sz w:val="18"/>
-                <w:szCs w:val="18"/>
-              </w:rPr>
-              <w:t>Password Protection — Banned List</w:t>
-            </w:r>
-          </w:p>
+          <w:p/>
         </w:tc>
       </w:tr>
     </w:tbl>
@@ -4301,7 +3839,6 @@
           <w:b/>
           <w:bCs/>
         </w:rPr>
-        <w:lastRenderedPageBreak/>
         <w:t>Common drift patterns</w:t>
       </w:r>
     </w:p>
@@ -4394,6 +3931,7 @@
         <w:rPr>
           <w:color w:val="000000"/>
         </w:rPr>
+        <w:lastRenderedPageBreak/>
         <w:t>2.2 Defender for Office 365</w:t>
       </w:r>
       <w:bookmarkEnd w:id="10"/>
@@ -4521,8 +4059,8 @@
         <w:tblLook w:val="0000" w:firstRow="0" w:lastRow="0" w:firstColumn="0" w:lastColumn="0" w:noHBand="0" w:noVBand="0"/>
       </w:tblPr>
       <w:tblGrid>
-        <w:gridCol w:w="2791"/>
-        <w:gridCol w:w="5967"/>
+        <w:gridCol w:w="2788"/>
+        <w:gridCol w:w="5970"/>
         <w:gridCol w:w="941"/>
         <w:gridCol w:w="3981"/>
       </w:tblGrid>
@@ -4673,18 +4211,7 @@
               <w:right w:w="120" w:type="dxa"/>
             </w:tcMar>
           </w:tcPr>
-          <w:p>
-            <w:r>
-              <w:rPr>
-                <w:b/>
-                <w:bCs/>
-                <w:color w:val="000000"/>
-                <w:sz w:val="18"/>
-                <w:szCs w:val="18"/>
-              </w:rPr>
-              <w:t>Safe Links</w:t>
-            </w:r>
-          </w:p>
+          <w:p/>
         </w:tc>
         <w:tc>
           <w:tcPr>
@@ -4703,16 +4230,7 @@
               <w:right w:w="120" w:type="dxa"/>
             </w:tcMar>
           </w:tcPr>
-          <w:p>
-            <w:r>
-              <w:rPr>
-                <w:color w:val="000000"/>
-                <w:sz w:val="18"/>
-                <w:szCs w:val="18"/>
-              </w:rPr>
-              <w:t>Rewrite URLs in email, Teams, and Office apps so clicks are scanned at delivery and at time-of-click.</w:t>
-            </w:r>
-          </w:p>
+          <w:p/>
         </w:tc>
         <w:tc>
           <w:tcPr>
@@ -4736,14 +4254,6 @@
             <w:pPr>
               <w:jc w:val="center"/>
             </w:pPr>
-            <w:r>
-              <w:rPr>
-                <w:b/>
-                <w:bCs/>
-                <w:color w:val="C00000"/>
-              </w:rPr>
-              <w:t>H</w:t>
-            </w:r>
           </w:p>
         </w:tc>
         <w:tc>
@@ -4763,16 +4273,7 @@
               <w:right w:w="120" w:type="dxa"/>
             </w:tcMar>
           </w:tcPr>
-          <w:p>
-            <w:r>
-              <w:rPr>
-                <w:color w:val="000000"/>
-                <w:sz w:val="18"/>
-                <w:szCs w:val="18"/>
-              </w:rPr>
-              <w:t>Safe Links — Standard Preset</w:t>
-            </w:r>
-          </w:p>
+          <w:p/>
         </w:tc>
       </w:tr>
       <w:tr>
@@ -4792,18 +4293,7 @@
               <w:right w:w="120" w:type="dxa"/>
             </w:tcMar>
           </w:tcPr>
-          <w:p>
-            <w:r>
-              <w:rPr>
-                <w:b/>
-                <w:bCs/>
-                <w:color w:val="000000"/>
-                <w:sz w:val="18"/>
-                <w:szCs w:val="18"/>
-              </w:rPr>
-              <w:t>Safe Attachments</w:t>
-            </w:r>
-          </w:p>
+          <w:p/>
         </w:tc>
         <w:tc>
           <w:tcPr>
@@ -4821,16 +4311,7 @@
               <w:right w:w="120" w:type="dxa"/>
             </w:tcMar>
           </w:tcPr>
-          <w:p>
-            <w:r>
-              <w:rPr>
-                <w:color w:val="000000"/>
-                <w:sz w:val="18"/>
-                <w:szCs w:val="18"/>
-              </w:rPr>
-              <w:t>Detonate inbound attachments in a sandbox before delivery; block or replace known-bad files.</w:t>
-            </w:r>
-          </w:p>
+          <w:p/>
         </w:tc>
         <w:tc>
           <w:tcPr>
@@ -4853,14 +4334,6 @@
             <w:pPr>
               <w:jc w:val="center"/>
             </w:pPr>
-            <w:r>
-              <w:rPr>
-                <w:b/>
-                <w:bCs/>
-                <w:color w:val="C00000"/>
-              </w:rPr>
-              <w:t>H</w:t>
-            </w:r>
           </w:p>
         </w:tc>
         <w:tc>
@@ -4879,16 +4352,7 @@
               <w:right w:w="120" w:type="dxa"/>
             </w:tcMar>
           </w:tcPr>
-          <w:p>
-            <w:r>
-              <w:rPr>
-                <w:color w:val="000000"/>
-                <w:sz w:val="18"/>
-                <w:szCs w:val="18"/>
-              </w:rPr>
-              <w:t>Safe Attachments — Standard Preset</w:t>
-            </w:r>
-          </w:p>
+          <w:p/>
         </w:tc>
       </w:tr>
       <w:tr>
@@ -4909,18 +4373,7 @@
               <w:right w:w="120" w:type="dxa"/>
             </w:tcMar>
           </w:tcPr>
-          <w:p>
-            <w:r>
-              <w:rPr>
-                <w:b/>
-                <w:bCs/>
-                <w:color w:val="000000"/>
-                <w:sz w:val="18"/>
-                <w:szCs w:val="18"/>
-              </w:rPr>
-              <w:t>Anti-phishing impersonation</w:t>
-            </w:r>
-          </w:p>
+          <w:p/>
         </w:tc>
         <w:tc>
           <w:tcPr>
@@ -4939,16 +4392,7 @@
               <w:right w:w="120" w:type="dxa"/>
             </w:tcMar>
           </w:tcPr>
-          <w:p>
-            <w:r>
-              <w:rPr>
-                <w:color w:val="000000"/>
-                <w:sz w:val="18"/>
-                <w:szCs w:val="18"/>
-              </w:rPr>
-              <w:t>Protect named executives and the primary domain from display-name and domain impersonation.</w:t>
-            </w:r>
-          </w:p>
+          <w:p/>
         </w:tc>
         <w:tc>
           <w:tcPr>
@@ -4972,14 +4416,6 @@
             <w:pPr>
               <w:jc w:val="center"/>
             </w:pPr>
-            <w:r>
-              <w:rPr>
-                <w:b/>
-                <w:bCs/>
-                <w:color w:val="C00000"/>
-              </w:rPr>
-              <w:t>H</w:t>
-            </w:r>
           </w:p>
         </w:tc>
         <w:tc>
@@ -4999,16 +4435,7 @@
               <w:right w:w="120" w:type="dxa"/>
             </w:tcMar>
           </w:tcPr>
-          <w:p>
-            <w:r>
-              <w:rPr>
-                <w:color w:val="000000"/>
-                <w:sz w:val="18"/>
-                <w:szCs w:val="18"/>
-              </w:rPr>
-              <w:t>Anti-Phish — Impersonation Protection</w:t>
-            </w:r>
-          </w:p>
+          <w:p/>
         </w:tc>
       </w:tr>
       <w:tr>
@@ -5028,18 +4455,7 @@
               <w:right w:w="120" w:type="dxa"/>
             </w:tcMar>
           </w:tcPr>
-          <w:p>
-            <w:r>
-              <w:rPr>
-                <w:b/>
-                <w:bCs/>
-                <w:color w:val="000000"/>
-                <w:sz w:val="18"/>
-                <w:szCs w:val="18"/>
-              </w:rPr>
-              <w:t>Anti-spam inbound</w:t>
-            </w:r>
-          </w:p>
+          <w:p/>
         </w:tc>
         <w:tc>
           <w:tcPr>
@@ -5057,16 +4473,7 @@
               <w:right w:w="120" w:type="dxa"/>
             </w:tcMar>
           </w:tcPr>
-          <w:p>
-            <w:r>
-              <w:rPr>
-                <w:color w:val="000000"/>
-                <w:sz w:val="18"/>
-                <w:szCs w:val="18"/>
-              </w:rPr>
-              <w:t>Score inbound mail for spam and quarantine messages over the confidence threshold.</w:t>
-            </w:r>
-          </w:p>
+          <w:p/>
         </w:tc>
         <w:tc>
           <w:tcPr>
@@ -5089,14 +4496,6 @@
             <w:pPr>
               <w:jc w:val="center"/>
             </w:pPr>
-            <w:r>
-              <w:rPr>
-                <w:b/>
-                <w:bCs/>
-                <w:color w:val="BF6B00"/>
-              </w:rPr>
-              <w:t>M</w:t>
-            </w:r>
           </w:p>
         </w:tc>
         <w:tc>
@@ -5115,16 +4514,7 @@
               <w:right w:w="120" w:type="dxa"/>
             </w:tcMar>
           </w:tcPr>
-          <w:p>
-            <w:r>
-              <w:rPr>
-                <w:color w:val="000000"/>
-                <w:sz w:val="18"/>
-                <w:szCs w:val="18"/>
-              </w:rPr>
-              <w:t>Anti-Spam Inbound — Standard</w:t>
-            </w:r>
-          </w:p>
+          <w:p/>
         </w:tc>
       </w:tr>
       <w:tr>
@@ -5145,18 +4535,7 @@
               <w:right w:w="120" w:type="dxa"/>
             </w:tcMar>
           </w:tcPr>
-          <w:p>
-            <w:r>
-              <w:rPr>
-                <w:b/>
-                <w:bCs/>
-                <w:color w:val="000000"/>
-                <w:sz w:val="18"/>
-                <w:szCs w:val="18"/>
-              </w:rPr>
-              <w:t>Anti-spam outbound</w:t>
-            </w:r>
-          </w:p>
+          <w:p/>
         </w:tc>
         <w:tc>
           <w:tcPr>
@@ -5175,16 +4554,7 @@
               <w:right w:w="120" w:type="dxa"/>
             </w:tcMar>
           </w:tcPr>
-          <w:p>
-            <w:r>
-              <w:rPr>
-                <w:color w:val="000000"/>
-                <w:sz w:val="18"/>
-                <w:szCs w:val="18"/>
-              </w:rPr>
-              <w:t>Cap per-user outbound volume and block automatic external forwarding from user mailboxes.</w:t>
-            </w:r>
-          </w:p>
+          <w:p/>
         </w:tc>
         <w:tc>
           <w:tcPr>
@@ -5208,14 +4578,6 @@
             <w:pPr>
               <w:jc w:val="center"/>
             </w:pPr>
-            <w:r>
-              <w:rPr>
-                <w:b/>
-                <w:bCs/>
-                <w:color w:val="BF6B00"/>
-              </w:rPr>
-              <w:t>M</w:t>
-            </w:r>
           </w:p>
         </w:tc>
         <w:tc>
@@ -5235,16 +4597,7 @@
               <w:right w:w="120" w:type="dxa"/>
             </w:tcMar>
           </w:tcPr>
-          <w:p>
-            <w:r>
-              <w:rPr>
-                <w:color w:val="000000"/>
-                <w:sz w:val="18"/>
-                <w:szCs w:val="18"/>
-              </w:rPr>
-              <w:t>Anti-Spam Outbound — Block Auto-Forwarding</w:t>
-            </w:r>
-          </w:p>
+          <w:p/>
         </w:tc>
       </w:tr>
       <w:tr>
@@ -5264,18 +4617,7 @@
               <w:right w:w="120" w:type="dxa"/>
             </w:tcMar>
           </w:tcPr>
-          <w:p>
-            <w:r>
-              <w:rPr>
-                <w:b/>
-                <w:bCs/>
-                <w:color w:val="000000"/>
-                <w:sz w:val="18"/>
-                <w:szCs w:val="18"/>
-              </w:rPr>
-              <w:t>Anti-malware</w:t>
-            </w:r>
-          </w:p>
+          <w:p/>
         </w:tc>
         <w:tc>
           <w:tcPr>
@@ -5293,88 +4635,7 @@
               <w:right w:w="120" w:type="dxa"/>
             </w:tcMar>
           </w:tcPr>
-          <w:p>
-            <w:r>
-              <w:rPr>
-                <w:color w:val="000000"/>
-                <w:sz w:val="18"/>
-                <w:szCs w:val="18"/>
-              </w:rPr>
-              <w:t xml:space="preserve">Block common attachment types (exe, </w:t>
-            </w:r>
-            <w:proofErr w:type="spellStart"/>
-            <w:r>
-              <w:rPr>
-                <w:color w:val="000000"/>
-                <w:sz w:val="18"/>
-                <w:szCs w:val="18"/>
-              </w:rPr>
-              <w:t>js</w:t>
-            </w:r>
-            <w:proofErr w:type="spellEnd"/>
-            <w:r>
-              <w:rPr>
-                <w:color w:val="000000"/>
-                <w:sz w:val="18"/>
-                <w:szCs w:val="18"/>
-              </w:rPr>
-              <w:t xml:space="preserve">, </w:t>
-            </w:r>
-            <w:proofErr w:type="spellStart"/>
-            <w:r>
-              <w:rPr>
-                <w:color w:val="000000"/>
-                <w:sz w:val="18"/>
-                <w:szCs w:val="18"/>
-              </w:rPr>
-              <w:t>vbs</w:t>
-            </w:r>
-            <w:proofErr w:type="spellEnd"/>
-            <w:r>
-              <w:rPr>
-                <w:color w:val="000000"/>
-                <w:sz w:val="18"/>
-                <w:szCs w:val="18"/>
-              </w:rPr>
-              <w:t xml:space="preserve">, </w:t>
-            </w:r>
-            <w:proofErr w:type="spellStart"/>
-            <w:r>
-              <w:rPr>
-                <w:color w:val="000000"/>
-                <w:sz w:val="18"/>
-                <w:szCs w:val="18"/>
-              </w:rPr>
-              <w:t>hta</w:t>
-            </w:r>
-            <w:proofErr w:type="spellEnd"/>
-            <w:r>
-              <w:rPr>
-                <w:color w:val="000000"/>
-                <w:sz w:val="18"/>
-                <w:szCs w:val="18"/>
-              </w:rPr>
-              <w:t xml:space="preserve">, iso) and enable </w:t>
-            </w:r>
-            <w:proofErr w:type="spellStart"/>
-            <w:r>
-              <w:rPr>
-                <w:color w:val="000000"/>
-                <w:sz w:val="18"/>
-                <w:szCs w:val="18"/>
-              </w:rPr>
-              <w:t>zero-hour</w:t>
-            </w:r>
-            <w:proofErr w:type="spellEnd"/>
-            <w:r>
-              <w:rPr>
-                <w:color w:val="000000"/>
-                <w:sz w:val="18"/>
-                <w:szCs w:val="18"/>
-              </w:rPr>
-              <w:t xml:space="preserve"> auto-purge on malware.</w:t>
-            </w:r>
-          </w:p>
+          <w:p/>
         </w:tc>
         <w:tc>
           <w:tcPr>
@@ -5397,14 +4658,6 @@
             <w:pPr>
               <w:jc w:val="center"/>
             </w:pPr>
-            <w:r>
-              <w:rPr>
-                <w:b/>
-                <w:bCs/>
-                <w:color w:val="C00000"/>
-              </w:rPr>
-              <w:t>H</w:t>
-            </w:r>
           </w:p>
         </w:tc>
         <w:tc>
@@ -5423,16 +4676,7 @@
               <w:right w:w="120" w:type="dxa"/>
             </w:tcMar>
           </w:tcPr>
-          <w:p>
-            <w:r>
-              <w:rPr>
-                <w:color w:val="000000"/>
-                <w:sz w:val="18"/>
-                <w:szCs w:val="18"/>
-              </w:rPr>
-              <w:t>Anti-Malware — Block Common Attachments</w:t>
-            </w:r>
-          </w:p>
+          <w:p/>
         </w:tc>
       </w:tr>
       <w:tr>
@@ -5453,18 +4697,7 @@
               <w:right w:w="120" w:type="dxa"/>
             </w:tcMar>
           </w:tcPr>
-          <w:p>
-            <w:r>
-              <w:rPr>
-                <w:b/>
-                <w:bCs/>
-                <w:color w:val="000000"/>
-                <w:sz w:val="18"/>
-                <w:szCs w:val="18"/>
-              </w:rPr>
-              <w:t>Preset security policy</w:t>
-            </w:r>
-          </w:p>
+          <w:p/>
         </w:tc>
         <w:tc>
           <w:tcPr>
@@ -5483,16 +4716,7 @@
               <w:right w:w="120" w:type="dxa"/>
             </w:tcMar>
           </w:tcPr>
-          <w:p>
-            <w:r>
-              <w:rPr>
-                <w:color w:val="000000"/>
-                <w:sz w:val="18"/>
-                <w:szCs w:val="18"/>
-              </w:rPr>
-              <w:t>Apply the Standard Preset tenant-wide so all users inherit a known-good Defender configuration.</w:t>
-            </w:r>
-          </w:p>
+          <w:p/>
         </w:tc>
         <w:tc>
           <w:tcPr>
@@ -5516,14 +4740,6 @@
             <w:pPr>
               <w:jc w:val="center"/>
             </w:pPr>
-            <w:r>
-              <w:rPr>
-                <w:b/>
-                <w:bCs/>
-                <w:color w:val="C00000"/>
-              </w:rPr>
-              <w:t>H</w:t>
-            </w:r>
           </w:p>
         </w:tc>
         <w:tc>
@@ -5543,16 +4759,7 @@
               <w:right w:w="120" w:type="dxa"/>
             </w:tcMar>
           </w:tcPr>
-          <w:p>
-            <w:r>
-              <w:rPr>
-                <w:color w:val="000000"/>
-                <w:sz w:val="18"/>
-                <w:szCs w:val="18"/>
-              </w:rPr>
-              <w:t>Preset Security Policy — Standard</w:t>
-            </w:r>
-          </w:p>
+          <w:p/>
         </w:tc>
       </w:tr>
       <w:tr>
@@ -5572,18 +4779,7 @@
               <w:right w:w="120" w:type="dxa"/>
             </w:tcMar>
           </w:tcPr>
-          <w:p>
-            <w:r>
-              <w:rPr>
-                <w:b/>
-                <w:bCs/>
-                <w:color w:val="000000"/>
-                <w:sz w:val="18"/>
-                <w:szCs w:val="18"/>
-              </w:rPr>
-              <w:t>Quarantine policy</w:t>
-            </w:r>
-          </w:p>
+          <w:p/>
         </w:tc>
         <w:tc>
           <w:tcPr>
@@ -5601,16 +4797,7 @@
               <w:right w:w="120" w:type="dxa"/>
             </w:tcMar>
           </w:tcPr>
-          <w:p>
-            <w:r>
-              <w:rPr>
-                <w:color w:val="000000"/>
-                <w:sz w:val="18"/>
-                <w:szCs w:val="18"/>
-              </w:rPr>
-              <w:t>Let users view and request release of their own quarantined mail; admin approves release.</w:t>
-            </w:r>
-          </w:p>
+          <w:p/>
         </w:tc>
         <w:tc>
           <w:tcPr>
@@ -5633,14 +4820,6 @@
             <w:pPr>
               <w:jc w:val="center"/>
             </w:pPr>
-            <w:r>
-              <w:rPr>
-                <w:b/>
-                <w:bCs/>
-                <w:color w:val="BF6B00"/>
-              </w:rPr>
-              <w:t>M</w:t>
-            </w:r>
           </w:p>
         </w:tc>
         <w:tc>
@@ -5659,16 +4838,7 @@
               <w:right w:w="120" w:type="dxa"/>
             </w:tcMar>
           </w:tcPr>
-          <w:p>
-            <w:r>
-              <w:rPr>
-                <w:color w:val="000000"/>
-                <w:sz w:val="18"/>
-                <w:szCs w:val="18"/>
-              </w:rPr>
-              <w:t>Quarantine Policy — Limited Access</w:t>
-            </w:r>
-          </w:p>
+          <w:p/>
         </w:tc>
       </w:tr>
       <w:tr>
@@ -5689,19 +4859,7 @@
               <w:right w:w="120" w:type="dxa"/>
             </w:tcMar>
           </w:tcPr>
-          <w:p>
-            <w:r>
-              <w:rPr>
-                <w:b/>
-                <w:bCs/>
-                <w:color w:val="000000"/>
-                <w:sz w:val="18"/>
-                <w:szCs w:val="18"/>
-              </w:rPr>
-              <w:lastRenderedPageBreak/>
-              <w:t>Zero-hour auto-purge</w:t>
-            </w:r>
-          </w:p>
+          <w:p/>
         </w:tc>
         <w:tc>
           <w:tcPr>
@@ -5720,16 +4878,7 @@
               <w:right w:w="120" w:type="dxa"/>
             </w:tcMar>
           </w:tcPr>
-          <w:p>
-            <w:r>
-              <w:rPr>
-                <w:color w:val="000000"/>
-                <w:sz w:val="18"/>
-                <w:szCs w:val="18"/>
-              </w:rPr>
-              <w:t>Retroactively remove malicious mail from mailboxes once detonation verdict changes.</w:t>
-            </w:r>
-          </w:p>
+          <w:p/>
         </w:tc>
         <w:tc>
           <w:tcPr>
@@ -5753,14 +4902,6 @@
             <w:pPr>
               <w:jc w:val="center"/>
             </w:pPr>
-            <w:r>
-              <w:rPr>
-                <w:b/>
-                <w:bCs/>
-                <w:color w:val="C00000"/>
-              </w:rPr>
-              <w:t>H</w:t>
-            </w:r>
           </w:p>
         </w:tc>
         <w:tc>
@@ -5780,16 +4921,7 @@
               <w:right w:w="120" w:type="dxa"/>
             </w:tcMar>
           </w:tcPr>
-          <w:p>
-            <w:r>
-              <w:rPr>
-                <w:color w:val="000000"/>
-                <w:sz w:val="18"/>
-                <w:szCs w:val="18"/>
-              </w:rPr>
-              <w:t>ZAP — Enabled All Categories</w:t>
-            </w:r>
-          </w:p>
+          <w:p/>
         </w:tc>
       </w:tr>
       <w:tr>
@@ -5809,18 +4941,7 @@
               <w:right w:w="120" w:type="dxa"/>
             </w:tcMar>
           </w:tcPr>
-          <w:p>
-            <w:r>
-              <w:rPr>
-                <w:b/>
-                <w:bCs/>
-                <w:color w:val="000000"/>
-                <w:sz w:val="18"/>
-                <w:szCs w:val="18"/>
-              </w:rPr>
-              <w:t>User phishing report</w:t>
-            </w:r>
-          </w:p>
+          <w:p/>
         </w:tc>
         <w:tc>
           <w:tcPr>
@@ -5838,16 +4959,7 @@
               <w:right w:w="120" w:type="dxa"/>
             </w:tcMar>
           </w:tcPr>
-          <w:p>
-            <w:r>
-              <w:rPr>
-                <w:color w:val="000000"/>
-                <w:sz w:val="18"/>
-                <w:szCs w:val="18"/>
-              </w:rPr>
-              <w:t>Report-phishing button routes user submissions to the MSP SOC mailbox and to Microsoft.</w:t>
-            </w:r>
-          </w:p>
+          <w:p/>
         </w:tc>
         <w:tc>
           <w:tcPr>
@@ -5870,14 +4982,6 @@
             <w:pPr>
               <w:jc w:val="center"/>
             </w:pPr>
-            <w:r>
-              <w:rPr>
-                <w:b/>
-                <w:bCs/>
-                <w:color w:val="2E7D32"/>
-              </w:rPr>
-              <w:t>L</w:t>
-            </w:r>
           </w:p>
         </w:tc>
         <w:tc>
@@ -5896,16 +5000,7 @@
               <w:right w:w="120" w:type="dxa"/>
             </w:tcMar>
           </w:tcPr>
-          <w:p>
-            <w:r>
-              <w:rPr>
-                <w:color w:val="000000"/>
-                <w:sz w:val="18"/>
-                <w:szCs w:val="18"/>
-              </w:rPr>
-              <w:t>User Submissions Policy</w:t>
-            </w:r>
-          </w:p>
+          <w:p/>
         </w:tc>
       </w:tr>
       <w:tr>
@@ -5926,18 +5021,7 @@
               <w:right w:w="120" w:type="dxa"/>
             </w:tcMar>
           </w:tcPr>
-          <w:p>
-            <w:r>
-              <w:rPr>
-                <w:b/>
-                <w:bCs/>
-                <w:color w:val="000000"/>
-                <w:sz w:val="18"/>
-                <w:szCs w:val="18"/>
-              </w:rPr>
-              <w:t>DKIM signing</w:t>
-            </w:r>
-          </w:p>
+          <w:p/>
         </w:tc>
         <w:tc>
           <w:tcPr>
@@ -5956,16 +5040,7 @@
               <w:right w:w="120" w:type="dxa"/>
             </w:tcMar>
           </w:tcPr>
-          <w:p>
-            <w:r>
-              <w:rPr>
-                <w:color w:val="000000"/>
-                <w:sz w:val="18"/>
-                <w:szCs w:val="18"/>
-              </w:rPr>
-              <w:t>DKIM keys published and signing enabled on every accepted domain.</w:t>
-            </w:r>
-          </w:p>
+          <w:p/>
         </w:tc>
         <w:tc>
           <w:tcPr>
@@ -5989,14 +5064,6 @@
             <w:pPr>
               <w:jc w:val="center"/>
             </w:pPr>
-            <w:r>
-              <w:rPr>
-                <w:b/>
-                <w:bCs/>
-                <w:color w:val="BF6B00"/>
-              </w:rPr>
-              <w:t>M</w:t>
-            </w:r>
           </w:p>
         </w:tc>
         <w:tc>
@@ -6016,16 +5083,7 @@
               <w:right w:w="120" w:type="dxa"/>
             </w:tcMar>
           </w:tcPr>
-          <w:p>
-            <w:r>
-              <w:rPr>
-                <w:color w:val="000000"/>
-                <w:sz w:val="18"/>
-                <w:szCs w:val="18"/>
-              </w:rPr>
-              <w:t>DKIM Signing — Enabled</w:t>
-            </w:r>
-          </w:p>
+          <w:p/>
         </w:tc>
       </w:tr>
       <w:tr>
@@ -6045,18 +5103,7 @@
               <w:right w:w="120" w:type="dxa"/>
             </w:tcMar>
           </w:tcPr>
-          <w:p>
-            <w:r>
-              <w:rPr>
-                <w:b/>
-                <w:bCs/>
-                <w:color w:val="000000"/>
-                <w:sz w:val="18"/>
-                <w:szCs w:val="18"/>
-              </w:rPr>
-              <w:t>Attack simulation</w:t>
-            </w:r>
-          </w:p>
+          <w:p/>
         </w:tc>
         <w:tc>
           <w:tcPr>
@@ -6074,16 +5121,7 @@
               <w:right w:w="120" w:type="dxa"/>
             </w:tcMar>
           </w:tcPr>
-          <w:p>
-            <w:r>
-              <w:rPr>
-                <w:color w:val="000000"/>
-                <w:sz w:val="18"/>
-                <w:szCs w:val="18"/>
-              </w:rPr>
-              <w:t>Quarterly phishing simulation scheduled against the whole user base with training assigned.</w:t>
-            </w:r>
-          </w:p>
+          <w:p/>
         </w:tc>
         <w:tc>
           <w:tcPr>
@@ -6106,14 +5144,6 @@
             <w:pPr>
               <w:jc w:val="center"/>
             </w:pPr>
-            <w:r>
-              <w:rPr>
-                <w:b/>
-                <w:bCs/>
-                <w:color w:val="2E7D32"/>
-              </w:rPr>
-              <w:t>L</w:t>
-            </w:r>
           </w:p>
         </w:tc>
         <w:tc>
@@ -6132,16 +5162,7 @@
               <w:right w:w="120" w:type="dxa"/>
             </w:tcMar>
           </w:tcPr>
-          <w:p>
-            <w:r>
-              <w:rPr>
-                <w:color w:val="000000"/>
-                <w:sz w:val="18"/>
-                <w:szCs w:val="18"/>
-              </w:rPr>
-              <w:t>Attack Simulation — Quarterly</w:t>
-            </w:r>
-          </w:p>
+          <w:p/>
         </w:tc>
       </w:tr>
     </w:tbl>
@@ -6246,6 +5267,7 @@
         <w:rPr>
           <w:color w:val="000000"/>
         </w:rPr>
+        <w:lastRenderedPageBreak/>
         <w:t>2.3 Intune</w:t>
       </w:r>
       <w:bookmarkEnd w:id="11"/>
@@ -6373,8 +5395,8 @@
         <w:tblLook w:val="0000" w:firstRow="0" w:lastRow="0" w:firstColumn="0" w:lastColumn="0" w:noHBand="0" w:noVBand="0"/>
       </w:tblPr>
       <w:tblGrid>
-        <w:gridCol w:w="2790"/>
-        <w:gridCol w:w="5968"/>
+        <w:gridCol w:w="2788"/>
+        <w:gridCol w:w="5970"/>
         <w:gridCol w:w="941"/>
         <w:gridCol w:w="3981"/>
       </w:tblGrid>
@@ -6525,18 +5547,7 @@
               <w:right w:w="120" w:type="dxa"/>
             </w:tcMar>
           </w:tcPr>
-          <w:p>
-            <w:r>
-              <w:rPr>
-                <w:b/>
-                <w:bCs/>
-                <w:color w:val="000000"/>
-                <w:sz w:val="18"/>
-                <w:szCs w:val="18"/>
-              </w:rPr>
-              <w:t>Windows compliance</w:t>
-            </w:r>
-          </w:p>
+          <w:p/>
         </w:tc>
         <w:tc>
           <w:tcPr>
@@ -6555,16 +5566,7 @@
               <w:right w:w="120" w:type="dxa"/>
             </w:tcMar>
           </w:tcPr>
-          <w:p>
-            <w:r>
-              <w:rPr>
-                <w:color w:val="000000"/>
-                <w:sz w:val="18"/>
-                <w:szCs w:val="18"/>
-              </w:rPr>
-              <w:t>Require BitLocker, firewall on, AV on, secure boot, and a minimum OS version for Windows access.</w:t>
-            </w:r>
-          </w:p>
+          <w:p/>
         </w:tc>
         <w:tc>
           <w:tcPr>
@@ -6588,14 +5590,6 @@
             <w:pPr>
               <w:jc w:val="center"/>
             </w:pPr>
-            <w:r>
-              <w:rPr>
-                <w:b/>
-                <w:bCs/>
-                <w:color w:val="C00000"/>
-              </w:rPr>
-              <w:t>H</w:t>
-            </w:r>
           </w:p>
         </w:tc>
         <w:tc>
@@ -6615,16 +5609,7 @@
               <w:right w:w="120" w:type="dxa"/>
             </w:tcMar>
           </w:tcPr>
-          <w:p>
-            <w:r>
-              <w:rPr>
-                <w:color w:val="000000"/>
-                <w:sz w:val="18"/>
-                <w:szCs w:val="18"/>
-              </w:rPr>
-              <w:t>Compliance — Windows 10/11 Baseline</w:t>
-            </w:r>
-          </w:p>
+          <w:p/>
         </w:tc>
       </w:tr>
       <w:tr>
@@ -6644,18 +5629,7 @@
               <w:right w:w="120" w:type="dxa"/>
             </w:tcMar>
           </w:tcPr>
-          <w:p>
-            <w:r>
-              <w:rPr>
-                <w:b/>
-                <w:bCs/>
-                <w:color w:val="000000"/>
-                <w:sz w:val="18"/>
-                <w:szCs w:val="18"/>
-              </w:rPr>
-              <w:t>iOS compliance</w:t>
-            </w:r>
-          </w:p>
+          <w:p/>
         </w:tc>
         <w:tc>
           <w:tcPr>
@@ -6673,16 +5647,7 @@
               <w:right w:w="120" w:type="dxa"/>
             </w:tcMar>
           </w:tcPr>
-          <w:p>
-            <w:r>
-              <w:rPr>
-                <w:color w:val="000000"/>
-                <w:sz w:val="18"/>
-                <w:szCs w:val="18"/>
-              </w:rPr>
-              <w:t>Require a 6+ digit passcode, jailbreak detection, and a minimum iOS version.</w:t>
-            </w:r>
-          </w:p>
+          <w:p/>
         </w:tc>
         <w:tc>
           <w:tcPr>
@@ -6705,14 +5670,6 @@
             <w:pPr>
               <w:jc w:val="center"/>
             </w:pPr>
-            <w:r>
-              <w:rPr>
-                <w:b/>
-                <w:bCs/>
-                <w:color w:val="C00000"/>
-              </w:rPr>
-              <w:t>H</w:t>
-            </w:r>
           </w:p>
         </w:tc>
         <w:tc>
@@ -6731,16 +5688,7 @@
               <w:right w:w="120" w:type="dxa"/>
             </w:tcMar>
           </w:tcPr>
-          <w:p>
-            <w:r>
-              <w:rPr>
-                <w:color w:val="000000"/>
-                <w:sz w:val="18"/>
-                <w:szCs w:val="18"/>
-              </w:rPr>
-              <w:t>Compliance — iOS</w:t>
-            </w:r>
-          </w:p>
+          <w:p/>
         </w:tc>
       </w:tr>
       <w:tr>
@@ -6761,18 +5709,7 @@
               <w:right w:w="120" w:type="dxa"/>
             </w:tcMar>
           </w:tcPr>
-          <w:p>
-            <w:r>
-              <w:rPr>
-                <w:b/>
-                <w:bCs/>
-                <w:color w:val="000000"/>
-                <w:sz w:val="18"/>
-                <w:szCs w:val="18"/>
-              </w:rPr>
-              <w:t>Android compliance</w:t>
-            </w:r>
-          </w:p>
+          <w:p/>
         </w:tc>
         <w:tc>
           <w:tcPr>
@@ -6791,16 +5728,7 @@
               <w:right w:w="120" w:type="dxa"/>
             </w:tcMar>
           </w:tcPr>
-          <w:p>
-            <w:r>
-              <w:rPr>
-                <w:color w:val="000000"/>
-                <w:sz w:val="18"/>
-                <w:szCs w:val="18"/>
-              </w:rPr>
-              <w:t>Require device encryption, Play Protect, root detection, and a minimum Android version.</w:t>
-            </w:r>
-          </w:p>
+          <w:p/>
         </w:tc>
         <w:tc>
           <w:tcPr>
@@ -6824,14 +5752,6 @@
             <w:pPr>
               <w:jc w:val="center"/>
             </w:pPr>
-            <w:r>
-              <w:rPr>
-                <w:b/>
-                <w:bCs/>
-                <w:color w:val="C00000"/>
-              </w:rPr>
-              <w:t>H</w:t>
-            </w:r>
           </w:p>
         </w:tc>
         <w:tc>
@@ -6851,16 +5771,7 @@
               <w:right w:w="120" w:type="dxa"/>
             </w:tcMar>
           </w:tcPr>
-          <w:p>
-            <w:r>
-              <w:rPr>
-                <w:color w:val="000000"/>
-                <w:sz w:val="18"/>
-                <w:szCs w:val="18"/>
-              </w:rPr>
-              <w:t>Compliance — Android Enterprise</w:t>
-            </w:r>
-          </w:p>
+          <w:p/>
         </w:tc>
       </w:tr>
       <w:tr>
@@ -6880,19 +5791,7 @@
               <w:right w:w="120" w:type="dxa"/>
             </w:tcMar>
           </w:tcPr>
-          <w:p>
-            <w:r>
-              <w:rPr>
-                <w:b/>
-                <w:bCs/>
-                <w:color w:val="000000"/>
-                <w:sz w:val="18"/>
-                <w:szCs w:val="18"/>
-              </w:rPr>
-              <w:lastRenderedPageBreak/>
-              <w:t>macOS compliance</w:t>
-            </w:r>
-          </w:p>
+          <w:p/>
         </w:tc>
         <w:tc>
           <w:tcPr>
@@ -6910,34 +5809,7 @@
               <w:right w:w="120" w:type="dxa"/>
             </w:tcMar>
           </w:tcPr>
-          <w:p>
-            <w:r>
-              <w:rPr>
-                <w:color w:val="000000"/>
-                <w:sz w:val="18"/>
-                <w:szCs w:val="18"/>
-              </w:rPr>
-              <w:t xml:space="preserve">Require </w:t>
-            </w:r>
-            <w:proofErr w:type="spellStart"/>
-            <w:r>
-              <w:rPr>
-                <w:color w:val="000000"/>
-                <w:sz w:val="18"/>
-                <w:szCs w:val="18"/>
-              </w:rPr>
-              <w:t>FileVault</w:t>
-            </w:r>
-            <w:proofErr w:type="spellEnd"/>
-            <w:r>
-              <w:rPr>
-                <w:color w:val="000000"/>
-                <w:sz w:val="18"/>
-                <w:szCs w:val="18"/>
-              </w:rPr>
-              <w:t>, firewall on, and a minimum macOS version.</w:t>
-            </w:r>
-          </w:p>
+          <w:p/>
         </w:tc>
         <w:tc>
           <w:tcPr>
@@ -6960,14 +5832,6 @@
             <w:pPr>
               <w:jc w:val="center"/>
             </w:pPr>
-            <w:r>
-              <w:rPr>
-                <w:b/>
-                <w:bCs/>
-                <w:color w:val="C00000"/>
-              </w:rPr>
-              <w:t>H</w:t>
-            </w:r>
           </w:p>
         </w:tc>
         <w:tc>
@@ -6986,16 +5850,7 @@
               <w:right w:w="120" w:type="dxa"/>
             </w:tcMar>
           </w:tcPr>
-          <w:p>
-            <w:r>
-              <w:rPr>
-                <w:color w:val="000000"/>
-                <w:sz w:val="18"/>
-                <w:szCs w:val="18"/>
-              </w:rPr>
-              <w:t>Compliance — macOS</w:t>
-            </w:r>
-          </w:p>
+          <w:p/>
         </w:tc>
       </w:tr>
       <w:tr>
@@ -7016,18 +5871,7 @@
               <w:right w:w="120" w:type="dxa"/>
             </w:tcMar>
           </w:tcPr>
-          <w:p>
-            <w:r>
-              <w:rPr>
-                <w:b/>
-                <w:bCs/>
-                <w:color w:val="000000"/>
-                <w:sz w:val="18"/>
-                <w:szCs w:val="18"/>
-              </w:rPr>
-              <w:t>Windows endpoint protection</w:t>
-            </w:r>
-          </w:p>
+          <w:p/>
         </w:tc>
         <w:tc>
           <w:tcPr>
@@ -7046,16 +5890,7 @@
               <w:right w:w="120" w:type="dxa"/>
             </w:tcMar>
           </w:tcPr>
-          <w:p>
-            <w:r>
-              <w:rPr>
-                <w:color w:val="000000"/>
-                <w:sz w:val="18"/>
-                <w:szCs w:val="18"/>
-              </w:rPr>
-              <w:t>Configuration profile for firewall, SmartScreen, and tamper protection on managed Windows devices.</w:t>
-            </w:r>
-          </w:p>
+          <w:p/>
         </w:tc>
         <w:tc>
           <w:tcPr>
@@ -7079,14 +5914,6 @@
             <w:pPr>
               <w:jc w:val="center"/>
             </w:pPr>
-            <w:r>
-              <w:rPr>
-                <w:b/>
-                <w:bCs/>
-                <w:color w:val="C00000"/>
-              </w:rPr>
-              <w:t>H</w:t>
-            </w:r>
           </w:p>
         </w:tc>
         <w:tc>
@@ -7106,16 +5933,7 @@
               <w:right w:w="120" w:type="dxa"/>
             </w:tcMar>
           </w:tcPr>
-          <w:p>
-            <w:r>
-              <w:rPr>
-                <w:color w:val="000000"/>
-                <w:sz w:val="18"/>
-                <w:szCs w:val="18"/>
-              </w:rPr>
-              <w:t>Endpoint Protection — Windows</w:t>
-            </w:r>
-          </w:p>
+          <w:p/>
         </w:tc>
       </w:tr>
       <w:tr>
@@ -7135,18 +5953,7 @@
               <w:right w:w="120" w:type="dxa"/>
             </w:tcMar>
           </w:tcPr>
-          <w:p>
-            <w:r>
-              <w:rPr>
-                <w:b/>
-                <w:bCs/>
-                <w:color w:val="000000"/>
-                <w:sz w:val="18"/>
-                <w:szCs w:val="18"/>
-              </w:rPr>
-              <w:t>BitLocker policy</w:t>
-            </w:r>
-          </w:p>
+          <w:p/>
         </w:tc>
         <w:tc>
           <w:tcPr>
@@ -7164,16 +5971,7 @@
               <w:right w:w="120" w:type="dxa"/>
             </w:tcMar>
           </w:tcPr>
-          <w:p>
-            <w:r>
-              <w:rPr>
-                <w:color w:val="000000"/>
-                <w:sz w:val="18"/>
-                <w:szCs w:val="18"/>
-              </w:rPr>
-              <w:t>Silent XTS-AES 256-bit encryption with recovery key escrowed to Entra ID.</w:t>
-            </w:r>
-          </w:p>
+          <w:p/>
         </w:tc>
         <w:tc>
           <w:tcPr>
@@ -7196,14 +5994,6 @@
             <w:pPr>
               <w:jc w:val="center"/>
             </w:pPr>
-            <w:r>
-              <w:rPr>
-                <w:b/>
-                <w:bCs/>
-                <w:color w:val="C00000"/>
-              </w:rPr>
-              <w:t>H</w:t>
-            </w:r>
           </w:p>
         </w:tc>
         <w:tc>
@@ -7222,16 +6012,7 @@
               <w:right w:w="120" w:type="dxa"/>
             </w:tcMar>
           </w:tcPr>
-          <w:p>
-            <w:r>
-              <w:rPr>
-                <w:color w:val="000000"/>
-                <w:sz w:val="18"/>
-                <w:szCs w:val="18"/>
-              </w:rPr>
-              <w:t>Disk Encryption — BitLocker</w:t>
-            </w:r>
-          </w:p>
+          <w:p/>
         </w:tc>
       </w:tr>
       <w:tr>
@@ -7252,30 +6033,7 @@
               <w:right w:w="120" w:type="dxa"/>
             </w:tcMar>
           </w:tcPr>
-          <w:p>
-            <w:proofErr w:type="spellStart"/>
-            <w:r>
-              <w:rPr>
-                <w:b/>
-                <w:bCs/>
-                <w:color w:val="000000"/>
-                <w:sz w:val="18"/>
-                <w:szCs w:val="18"/>
-              </w:rPr>
-              <w:t>FileVault</w:t>
-            </w:r>
-            <w:proofErr w:type="spellEnd"/>
-            <w:r>
-              <w:rPr>
-                <w:b/>
-                <w:bCs/>
-                <w:color w:val="000000"/>
-                <w:sz w:val="18"/>
-                <w:szCs w:val="18"/>
-              </w:rPr>
-              <w:t xml:space="preserve"> policy</w:t>
-            </w:r>
-          </w:p>
+          <w:p/>
         </w:tc>
         <w:tc>
           <w:tcPr>
@@ -7294,16 +6052,7 @@
               <w:right w:w="120" w:type="dxa"/>
             </w:tcMar>
           </w:tcPr>
-          <w:p>
-            <w:r>
-              <w:rPr>
-                <w:color w:val="000000"/>
-                <w:sz w:val="18"/>
-                <w:szCs w:val="18"/>
-              </w:rPr>
-              <w:t>macOS disk encryption enforced; personal recovery key escrowed to Intune.</w:t>
-            </w:r>
-          </w:p>
+          <w:p/>
         </w:tc>
         <w:tc>
           <w:tcPr>
@@ -7327,14 +6076,6 @@
             <w:pPr>
               <w:jc w:val="center"/>
             </w:pPr>
-            <w:r>
-              <w:rPr>
-                <w:b/>
-                <w:bCs/>
-                <w:color w:val="C00000"/>
-              </w:rPr>
-              <w:t>H</w:t>
-            </w:r>
           </w:p>
         </w:tc>
         <w:tc>
@@ -7354,26 +6095,7 @@
               <w:right w:w="120" w:type="dxa"/>
             </w:tcMar>
           </w:tcPr>
-          <w:p>
-            <w:r>
-              <w:rPr>
-                <w:color w:val="000000"/>
-                <w:sz w:val="18"/>
-                <w:szCs w:val="18"/>
-              </w:rPr>
-              <w:t xml:space="preserve">Disk Encryption — </w:t>
-            </w:r>
-            <w:proofErr w:type="spellStart"/>
-            <w:r>
-              <w:rPr>
-                <w:color w:val="000000"/>
-                <w:sz w:val="18"/>
-                <w:szCs w:val="18"/>
-              </w:rPr>
-              <w:t>FileVault</w:t>
-            </w:r>
-            <w:proofErr w:type="spellEnd"/>
-          </w:p>
+          <w:p/>
         </w:tc>
       </w:tr>
       <w:tr>
@@ -7393,18 +6115,7 @@
               <w:right w:w="120" w:type="dxa"/>
             </w:tcMar>
           </w:tcPr>
-          <w:p>
-            <w:r>
-              <w:rPr>
-                <w:b/>
-                <w:bCs/>
-                <w:color w:val="000000"/>
-                <w:sz w:val="18"/>
-                <w:szCs w:val="18"/>
-              </w:rPr>
-              <w:t>Attack Surface Reduction</w:t>
-            </w:r>
-          </w:p>
+          <w:p/>
         </w:tc>
         <w:tc>
           <w:tcPr>
@@ -7422,16 +6133,7 @@
               <w:right w:w="120" w:type="dxa"/>
             </w:tcMar>
           </w:tcPr>
-          <w:p>
-            <w:r>
-              <w:rPr>
-                <w:color w:val="000000"/>
-                <w:sz w:val="18"/>
-                <w:szCs w:val="18"/>
-              </w:rPr>
-              <w:t>ASR rules in Block mode for Office macros, script abuse, credential theft, and LSASS access.</w:t>
-            </w:r>
-          </w:p>
+          <w:p/>
         </w:tc>
         <w:tc>
           <w:tcPr>
@@ -7454,14 +6156,6 @@
             <w:pPr>
               <w:jc w:val="center"/>
             </w:pPr>
-            <w:r>
-              <w:rPr>
-                <w:b/>
-                <w:bCs/>
-                <w:color w:val="C00000"/>
-              </w:rPr>
-              <w:t>H</w:t>
-            </w:r>
           </w:p>
         </w:tc>
         <w:tc>
@@ -7480,16 +6174,7 @@
               <w:right w:w="120" w:type="dxa"/>
             </w:tcMar>
           </w:tcPr>
-          <w:p>
-            <w:r>
-              <w:rPr>
-                <w:color w:val="000000"/>
-                <w:sz w:val="18"/>
-                <w:szCs w:val="18"/>
-              </w:rPr>
-              <w:t>ASR — Block Mode</w:t>
-            </w:r>
-          </w:p>
+          <w:p/>
         </w:tc>
       </w:tr>
       <w:tr>
@@ -7510,18 +6195,7 @@
               <w:right w:w="120" w:type="dxa"/>
             </w:tcMar>
           </w:tcPr>
-          <w:p>
-            <w:r>
-              <w:rPr>
-                <w:b/>
-                <w:bCs/>
-                <w:color w:val="000000"/>
-                <w:sz w:val="18"/>
-                <w:szCs w:val="18"/>
-              </w:rPr>
-              <w:t>Defender AV</w:t>
-            </w:r>
-          </w:p>
+          <w:p/>
         </w:tc>
         <w:tc>
           <w:tcPr>
@@ -7540,16 +6214,7 @@
               <w:right w:w="120" w:type="dxa"/>
             </w:tcMar>
           </w:tcPr>
-          <w:p>
-            <w:r>
-              <w:rPr>
-                <w:color w:val="000000"/>
-                <w:sz w:val="18"/>
-                <w:szCs w:val="18"/>
-              </w:rPr>
-              <w:t>Cloud-delivered protection, PUA block, tamper protection, and sample submission enabled.</w:t>
-            </w:r>
-          </w:p>
+          <w:p/>
         </w:tc>
         <w:tc>
           <w:tcPr>
@@ -7573,14 +6238,6 @@
             <w:pPr>
               <w:jc w:val="center"/>
             </w:pPr>
-            <w:r>
-              <w:rPr>
-                <w:b/>
-                <w:bCs/>
-                <w:color w:val="C00000"/>
-              </w:rPr>
-              <w:t>H</w:t>
-            </w:r>
           </w:p>
         </w:tc>
         <w:tc>
@@ -7600,16 +6257,7 @@
               <w:right w:w="120" w:type="dxa"/>
             </w:tcMar>
           </w:tcPr>
-          <w:p>
-            <w:r>
-              <w:rPr>
-                <w:color w:val="000000"/>
-                <w:sz w:val="18"/>
-                <w:szCs w:val="18"/>
-              </w:rPr>
-              <w:t>Defender AV — Tamper Protection</w:t>
-            </w:r>
-          </w:p>
+          <w:p/>
         </w:tc>
       </w:tr>
       <w:tr>
@@ -7629,18 +6277,7 @@
               <w:right w:w="120" w:type="dxa"/>
             </w:tcMar>
           </w:tcPr>
-          <w:p>
-            <w:r>
-              <w:rPr>
-                <w:b/>
-                <w:bCs/>
-                <w:color w:val="000000"/>
-                <w:sz w:val="18"/>
-                <w:szCs w:val="18"/>
-              </w:rPr>
-              <w:t>App protection (MAM)</w:t>
-            </w:r>
-          </w:p>
+          <w:p/>
         </w:tc>
         <w:tc>
           <w:tcPr>
@@ -7658,16 +6295,7 @@
               <w:right w:w="120" w:type="dxa"/>
             </w:tcMar>
           </w:tcPr>
-          <w:p>
-            <w:r>
-              <w:rPr>
-                <w:color w:val="000000"/>
-                <w:sz w:val="18"/>
-                <w:szCs w:val="18"/>
-              </w:rPr>
-              <w:t>iOS and Android app protection policy — PIN, data transfer restrictions, wipe on unmanaged.</w:t>
-            </w:r>
-          </w:p>
+          <w:p/>
         </w:tc>
         <w:tc>
           <w:tcPr>
@@ -7690,14 +6318,6 @@
             <w:pPr>
               <w:jc w:val="center"/>
             </w:pPr>
-            <w:r>
-              <w:rPr>
-                <w:b/>
-                <w:bCs/>
-                <w:color w:val="BF6B00"/>
-              </w:rPr>
-              <w:t>M</w:t>
-            </w:r>
           </w:p>
         </w:tc>
         <w:tc>
@@ -7716,16 +6336,7 @@
               <w:right w:w="120" w:type="dxa"/>
             </w:tcMar>
           </w:tcPr>
-          <w:p>
-            <w:r>
-              <w:rPr>
-                <w:color w:val="000000"/>
-                <w:sz w:val="18"/>
-                <w:szCs w:val="18"/>
-              </w:rPr>
-              <w:t>App Protection — iOS/Android</w:t>
-            </w:r>
-          </w:p>
+          <w:p/>
         </w:tc>
       </w:tr>
       <w:tr>
@@ -7746,18 +6357,7 @@
               <w:right w:w="120" w:type="dxa"/>
             </w:tcMar>
           </w:tcPr>
-          <w:p>
-            <w:r>
-              <w:rPr>
-                <w:b/>
-                <w:bCs/>
-                <w:color w:val="000000"/>
-                <w:sz w:val="18"/>
-                <w:szCs w:val="18"/>
-              </w:rPr>
-              <w:t>Update rings</w:t>
-            </w:r>
-          </w:p>
+          <w:p/>
         </w:tc>
         <w:tc>
           <w:tcPr>
@@ -7776,16 +6376,7 @@
               <w:right w:w="120" w:type="dxa"/>
             </w:tcMar>
           </w:tcPr>
-          <w:p>
-            <w:r>
-              <w:rPr>
-                <w:color w:val="000000"/>
-                <w:sz w:val="18"/>
-                <w:szCs w:val="18"/>
-              </w:rPr>
-              <w:t>Windows Update for Business rings — pilot, production, and executive with deferral windows.</w:t>
-            </w:r>
-          </w:p>
+          <w:p/>
         </w:tc>
         <w:tc>
           <w:tcPr>
@@ -7809,14 +6400,6 @@
             <w:pPr>
               <w:jc w:val="center"/>
             </w:pPr>
-            <w:r>
-              <w:rPr>
-                <w:b/>
-                <w:bCs/>
-                <w:color w:val="BF6B00"/>
-              </w:rPr>
-              <w:t>M</w:t>
-            </w:r>
           </w:p>
         </w:tc>
         <w:tc>
@@ -7836,16 +6419,7 @@
               <w:right w:w="120" w:type="dxa"/>
             </w:tcMar>
           </w:tcPr>
-          <w:p>
-            <w:r>
-              <w:rPr>
-                <w:color w:val="000000"/>
-                <w:sz w:val="18"/>
-                <w:szCs w:val="18"/>
-              </w:rPr>
-              <w:t>Update Ring — Production</w:t>
-            </w:r>
-          </w:p>
+          <w:p/>
         </w:tc>
       </w:tr>
       <w:tr>
@@ -7865,18 +6439,7 @@
               <w:right w:w="120" w:type="dxa"/>
             </w:tcMar>
           </w:tcPr>
-          <w:p>
-            <w:r>
-              <w:rPr>
-                <w:b/>
-                <w:bCs/>
-                <w:color w:val="000000"/>
-                <w:sz w:val="18"/>
-                <w:szCs w:val="18"/>
-              </w:rPr>
-              <w:t>Autopilot profile</w:t>
-            </w:r>
-          </w:p>
+          <w:p/>
         </w:tc>
         <w:tc>
           <w:tcPr>
@@ -7894,34 +6457,7 @@
               <w:right w:w="120" w:type="dxa"/>
             </w:tcMar>
           </w:tcPr>
-          <w:p>
-            <w:r>
-              <w:rPr>
-                <w:color w:val="000000"/>
-                <w:sz w:val="18"/>
-                <w:szCs w:val="18"/>
-              </w:rPr>
-              <w:t xml:space="preserve">Zero-touch OOBE with </w:t>
-            </w:r>
-            <w:proofErr w:type="spellStart"/>
-            <w:r>
-              <w:rPr>
-                <w:color w:val="000000"/>
-                <w:sz w:val="18"/>
-                <w:szCs w:val="18"/>
-              </w:rPr>
-              <w:t>Enrollment</w:t>
-            </w:r>
-            <w:proofErr w:type="spellEnd"/>
-            <w:r>
-              <w:rPr>
-                <w:color w:val="000000"/>
-                <w:sz w:val="18"/>
-                <w:szCs w:val="18"/>
-              </w:rPr>
-              <w:t xml:space="preserve"> Status Page and automatic Entra join for new Windows devices.</w:t>
-            </w:r>
-          </w:p>
+          <w:p/>
         </w:tc>
         <w:tc>
           <w:tcPr>
@@ -7944,14 +6480,6 @@
             <w:pPr>
               <w:jc w:val="center"/>
             </w:pPr>
-            <w:r>
-              <w:rPr>
-                <w:b/>
-                <w:bCs/>
-                <w:color w:val="2E7D32"/>
-              </w:rPr>
-              <w:t>L</w:t>
-            </w:r>
           </w:p>
         </w:tc>
         <w:tc>
@@ -7970,16 +6498,7 @@
               <w:right w:w="120" w:type="dxa"/>
             </w:tcMar>
           </w:tcPr>
-          <w:p>
-            <w:r>
-              <w:rPr>
-                <w:color w:val="000000"/>
-                <w:sz w:val="18"/>
-                <w:szCs w:val="18"/>
-              </w:rPr>
-              <w:t>Autopilot — Standard OOBE</w:t>
-            </w:r>
-          </w:p>
+          <w:p/>
         </w:tc>
       </w:tr>
       <w:tr>
@@ -8189,6 +6708,7 @@
           <w:bCs/>
           <w:color w:val="C55A11"/>
         </w:rPr>
+        <w:lastRenderedPageBreak/>
         <w:t xml:space="preserve">Escalate to L2 if: </w:t>
       </w:r>
       <w:r>
@@ -8282,7 +6802,6 @@
         <w:rPr>
           <w:color w:val="000000"/>
         </w:rPr>
-        <w:lastRenderedPageBreak/>
         <w:t>Default sharing link type matches baseline ('Specific people' vs 'Anyone').</w:t>
       </w:r>
     </w:p>
@@ -8332,8 +6851,8 @@
         <w:tblLook w:val="0000" w:firstRow="0" w:lastRow="0" w:firstColumn="0" w:lastColumn="0" w:noHBand="0" w:noVBand="0"/>
       </w:tblPr>
       <w:tblGrid>
-        <w:gridCol w:w="2790"/>
-        <w:gridCol w:w="5968"/>
+        <w:gridCol w:w="2788"/>
+        <w:gridCol w:w="5970"/>
         <w:gridCol w:w="941"/>
         <w:gridCol w:w="3981"/>
       </w:tblGrid>
@@ -8484,18 +7003,7 @@
               <w:right w:w="120" w:type="dxa"/>
             </w:tcMar>
           </w:tcPr>
-          <w:p>
-            <w:r>
-              <w:rPr>
-                <w:b/>
-                <w:bCs/>
-                <w:color w:val="000000"/>
-                <w:sz w:val="18"/>
-                <w:szCs w:val="18"/>
-              </w:rPr>
-              <w:t>Tenant external sharing</w:t>
-            </w:r>
-          </w:p>
+          <w:p/>
         </w:tc>
         <w:tc>
           <w:tcPr>
@@ -8514,16 +7022,7 @@
               <w:right w:w="120" w:type="dxa"/>
             </w:tcMar>
           </w:tcPr>
-          <w:p>
-            <w:r>
-              <w:rPr>
-                <w:color w:val="000000"/>
-                <w:sz w:val="18"/>
-                <w:szCs w:val="18"/>
-              </w:rPr>
-              <w:t>Tenant-wide default is 'New and existing guests' — no anonymous 'Anyone' links without approval.</w:t>
-            </w:r>
-          </w:p>
+          <w:p/>
         </w:tc>
         <w:tc>
           <w:tcPr>
@@ -8547,14 +7046,6 @@
             <w:pPr>
               <w:jc w:val="center"/>
             </w:pPr>
-            <w:r>
-              <w:rPr>
-                <w:b/>
-                <w:bCs/>
-                <w:color w:val="C00000"/>
-              </w:rPr>
-              <w:t>H</w:t>
-            </w:r>
           </w:p>
         </w:tc>
         <w:tc>
@@ -8574,16 +7065,7 @@
               <w:right w:w="120" w:type="dxa"/>
             </w:tcMar>
           </w:tcPr>
-          <w:p>
-            <w:r>
-              <w:rPr>
-                <w:color w:val="000000"/>
-                <w:sz w:val="18"/>
-                <w:szCs w:val="18"/>
-              </w:rPr>
-              <w:t>SPO — External Sharing — Guests Only</w:t>
-            </w:r>
-          </w:p>
+          <w:p/>
         </w:tc>
       </w:tr>
       <w:tr>
@@ -8603,18 +7085,7 @@
               <w:right w:w="120" w:type="dxa"/>
             </w:tcMar>
           </w:tcPr>
-          <w:p>
-            <w:r>
-              <w:rPr>
-                <w:b/>
-                <w:bCs/>
-                <w:color w:val="000000"/>
-                <w:sz w:val="18"/>
-                <w:szCs w:val="18"/>
-              </w:rPr>
-              <w:t>Default link type</w:t>
-            </w:r>
-          </w:p>
+          <w:p/>
         </w:tc>
         <w:tc>
           <w:tcPr>
@@ -8632,16 +7103,7 @@
               <w:right w:w="120" w:type="dxa"/>
             </w:tcMar>
           </w:tcPr>
-          <w:p>
-            <w:r>
-              <w:rPr>
-                <w:color w:val="000000"/>
-                <w:sz w:val="18"/>
-                <w:szCs w:val="18"/>
-              </w:rPr>
-              <w:t>Sharing links default to 'Specific people' so users consciously opt in to wider scopes.</w:t>
-            </w:r>
-          </w:p>
+          <w:p/>
         </w:tc>
         <w:tc>
           <w:tcPr>
@@ -8664,14 +7126,6 @@
             <w:pPr>
               <w:jc w:val="center"/>
             </w:pPr>
-            <w:r>
-              <w:rPr>
-                <w:b/>
-                <w:bCs/>
-                <w:color w:val="BF6B00"/>
-              </w:rPr>
-              <w:t>M</w:t>
-            </w:r>
           </w:p>
         </w:tc>
         <w:tc>
@@ -8690,16 +7144,7 @@
               <w:right w:w="120" w:type="dxa"/>
             </w:tcMar>
           </w:tcPr>
-          <w:p>
-            <w:r>
-              <w:rPr>
-                <w:color w:val="000000"/>
-                <w:sz w:val="18"/>
-                <w:szCs w:val="18"/>
-              </w:rPr>
-              <w:t>SPO — Default Link — Specific People</w:t>
-            </w:r>
-          </w:p>
+          <w:p/>
         </w:tc>
       </w:tr>
       <w:tr>
@@ -8720,40 +7165,7 @@
               <w:right w:w="120" w:type="dxa"/>
             </w:tcMar>
           </w:tcPr>
-          <w:p>
-            <w:r>
-              <w:rPr>
-                <w:b/>
-                <w:bCs/>
-                <w:color w:val="000000"/>
-                <w:sz w:val="18"/>
-                <w:szCs w:val="18"/>
-              </w:rPr>
-              <w:t xml:space="preserve">Anyone </w:t>
-            </w:r>
-            <w:proofErr w:type="gramStart"/>
-            <w:r>
-              <w:rPr>
-                <w:b/>
-                <w:bCs/>
-                <w:color w:val="000000"/>
-                <w:sz w:val="18"/>
-                <w:szCs w:val="18"/>
-              </w:rPr>
-              <w:t>link</w:t>
-            </w:r>
-            <w:proofErr w:type="gramEnd"/>
-            <w:r>
-              <w:rPr>
-                <w:b/>
-                <w:bCs/>
-                <w:color w:val="000000"/>
-                <w:sz w:val="18"/>
-                <w:szCs w:val="18"/>
-              </w:rPr>
-              <w:t xml:space="preserve"> expiry</w:t>
-            </w:r>
-          </w:p>
+          <w:p/>
         </w:tc>
         <w:tc>
           <w:tcPr>
@@ -8772,16 +7184,7 @@
               <w:right w:w="120" w:type="dxa"/>
             </w:tcMar>
           </w:tcPr>
-          <w:p>
-            <w:r>
-              <w:rPr>
-                <w:color w:val="000000"/>
-                <w:sz w:val="18"/>
-                <w:szCs w:val="18"/>
-              </w:rPr>
-              <w:t>Anonymous links expire after 30 days; users must re-issue if still required.</w:t>
-            </w:r>
-          </w:p>
+          <w:p/>
         </w:tc>
         <w:tc>
           <w:tcPr>
@@ -8805,14 +7208,6 @@
             <w:pPr>
               <w:jc w:val="center"/>
             </w:pPr>
-            <w:r>
-              <w:rPr>
-                <w:b/>
-                <w:bCs/>
-                <w:color w:val="BF6B00"/>
-              </w:rPr>
-              <w:t>M</w:t>
-            </w:r>
           </w:p>
         </w:tc>
         <w:tc>
@@ -8832,16 +7227,7 @@
               <w:right w:w="120" w:type="dxa"/>
             </w:tcMar>
           </w:tcPr>
-          <w:p>
-            <w:r>
-              <w:rPr>
-                <w:color w:val="000000"/>
-                <w:sz w:val="18"/>
-                <w:szCs w:val="18"/>
-              </w:rPr>
-              <w:t>SPO — Anonymous Link Expiry</w:t>
-            </w:r>
-          </w:p>
+          <w:p/>
         </w:tc>
       </w:tr>
       <w:tr>
@@ -8861,18 +7247,7 @@
               <w:right w:w="120" w:type="dxa"/>
             </w:tcMar>
           </w:tcPr>
-          <w:p>
-            <w:r>
-              <w:rPr>
-                <w:b/>
-                <w:bCs/>
-                <w:color w:val="000000"/>
-                <w:sz w:val="18"/>
-                <w:szCs w:val="18"/>
-              </w:rPr>
-              <w:t>Unmanaged device access</w:t>
-            </w:r>
-          </w:p>
+          <w:p/>
         </w:tc>
         <w:tc>
           <w:tcPr>
@@ -8890,16 +7265,7 @@
               <w:right w:w="120" w:type="dxa"/>
             </w:tcMar>
           </w:tcPr>
-          <w:p>
-            <w:r>
-              <w:rPr>
-                <w:color w:val="000000"/>
-                <w:sz w:val="18"/>
-                <w:szCs w:val="18"/>
-              </w:rPr>
-              <w:t>Block full access from unmanaged devices; allow browser-only with no download.</w:t>
-            </w:r>
-          </w:p>
+          <w:p/>
         </w:tc>
         <w:tc>
           <w:tcPr>
@@ -8922,14 +7288,6 @@
             <w:pPr>
               <w:jc w:val="center"/>
             </w:pPr>
-            <w:r>
-              <w:rPr>
-                <w:b/>
-                <w:bCs/>
-                <w:color w:val="C00000"/>
-              </w:rPr>
-              <w:t>H</w:t>
-            </w:r>
           </w:p>
         </w:tc>
         <w:tc>
@@ -8948,16 +7306,7 @@
               <w:right w:w="120" w:type="dxa"/>
             </w:tcMar>
           </w:tcPr>
-          <w:p>
-            <w:r>
-              <w:rPr>
-                <w:color w:val="000000"/>
-                <w:sz w:val="18"/>
-                <w:szCs w:val="18"/>
-              </w:rPr>
-              <w:t>SPO — Unmanaged Device — Limit</w:t>
-            </w:r>
-          </w:p>
+          <w:p/>
         </w:tc>
       </w:tr>
       <w:tr>
@@ -8978,18 +7327,7 @@
               <w:right w:w="120" w:type="dxa"/>
             </w:tcMar>
           </w:tcPr>
-          <w:p>
-            <w:r>
-              <w:rPr>
-                <w:b/>
-                <w:bCs/>
-                <w:color w:val="000000"/>
-                <w:sz w:val="18"/>
-                <w:szCs w:val="18"/>
-              </w:rPr>
-              <w:t>OneDrive sync restriction</w:t>
-            </w:r>
-          </w:p>
+          <w:p/>
         </w:tc>
         <w:tc>
           <w:tcPr>
@@ -9008,16 +7346,7 @@
               <w:right w:w="120" w:type="dxa"/>
             </w:tcMar>
           </w:tcPr>
-          <w:p>
-            <w:r>
-              <w:rPr>
-                <w:color w:val="000000"/>
-                <w:sz w:val="18"/>
-                <w:szCs w:val="18"/>
-              </w:rPr>
-              <w:t>Only allow OneDrive sync from domain-joined or compliant devices.</w:t>
-            </w:r>
-          </w:p>
+          <w:p/>
         </w:tc>
         <w:tc>
           <w:tcPr>
@@ -9041,14 +7370,6 @@
             <w:pPr>
               <w:jc w:val="center"/>
             </w:pPr>
-            <w:r>
-              <w:rPr>
-                <w:b/>
-                <w:bCs/>
-                <w:color w:val="BF6B00"/>
-              </w:rPr>
-              <w:t>M</w:t>
-            </w:r>
           </w:p>
         </w:tc>
         <w:tc>
@@ -9068,16 +7389,7 @@
               <w:right w:w="120" w:type="dxa"/>
             </w:tcMar>
           </w:tcPr>
-          <w:p>
-            <w:r>
-              <w:rPr>
-                <w:color w:val="000000"/>
-                <w:sz w:val="18"/>
-                <w:szCs w:val="18"/>
-              </w:rPr>
-              <w:t>OneDrive — Sync Device Restriction</w:t>
-            </w:r>
-          </w:p>
+          <w:p/>
         </w:tc>
       </w:tr>
       <w:tr>
@@ -9097,18 +7409,7 @@
               <w:right w:w="120" w:type="dxa"/>
             </w:tcMar>
           </w:tcPr>
-          <w:p>
-            <w:r>
-              <w:rPr>
-                <w:b/>
-                <w:bCs/>
-                <w:color w:val="000000"/>
-                <w:sz w:val="18"/>
-                <w:szCs w:val="18"/>
-              </w:rPr>
-              <w:t>Guest expiration</w:t>
-            </w:r>
-          </w:p>
+          <w:p/>
         </w:tc>
         <w:tc>
           <w:tcPr>
@@ -9126,16 +7427,7 @@
               <w:right w:w="120" w:type="dxa"/>
             </w:tcMar>
           </w:tcPr>
-          <w:p>
-            <w:r>
-              <w:rPr>
-                <w:color w:val="000000"/>
-                <w:sz w:val="18"/>
-                <w:szCs w:val="18"/>
-              </w:rPr>
-              <w:t>Guest access to a site expires after 90 days without activity; owner must renew.</w:t>
-            </w:r>
-          </w:p>
+          <w:p/>
         </w:tc>
         <w:tc>
           <w:tcPr>
@@ -9158,14 +7450,6 @@
             <w:pPr>
               <w:jc w:val="center"/>
             </w:pPr>
-            <w:r>
-              <w:rPr>
-                <w:b/>
-                <w:bCs/>
-                <w:color w:val="BF6B00"/>
-              </w:rPr>
-              <w:t>M</w:t>
-            </w:r>
           </w:p>
         </w:tc>
         <w:tc>
@@ -9184,16 +7468,7 @@
               <w:right w:w="120" w:type="dxa"/>
             </w:tcMar>
           </w:tcPr>
-          <w:p>
-            <w:r>
-              <w:rPr>
-                <w:color w:val="000000"/>
-                <w:sz w:val="18"/>
-                <w:szCs w:val="18"/>
-              </w:rPr>
-              <w:t>SPO — Guest Expiration</w:t>
-            </w:r>
-          </w:p>
+          <w:p/>
         </w:tc>
       </w:tr>
       <w:tr>
@@ -9214,18 +7489,7 @@
               <w:right w:w="120" w:type="dxa"/>
             </w:tcMar>
           </w:tcPr>
-          <w:p>
-            <w:r>
-              <w:rPr>
-                <w:b/>
-                <w:bCs/>
-                <w:color w:val="000000"/>
-                <w:sz w:val="18"/>
-                <w:szCs w:val="18"/>
-              </w:rPr>
-              <w:t>Site creation</w:t>
-            </w:r>
-          </w:p>
+          <w:p/>
         </w:tc>
         <w:tc>
           <w:tcPr>
@@ -9244,16 +7508,7 @@
               <w:right w:w="120" w:type="dxa"/>
             </w:tcMar>
           </w:tcPr>
-          <w:p>
-            <w:r>
-              <w:rPr>
-                <w:color w:val="000000"/>
-                <w:sz w:val="18"/>
-                <w:szCs w:val="18"/>
-              </w:rPr>
-              <w:t>Restricted to admins and the approved SharePoint governance group.</w:t>
-            </w:r>
-          </w:p>
+          <w:p/>
         </w:tc>
         <w:tc>
           <w:tcPr>
@@ -9277,14 +7532,6 @@
             <w:pPr>
               <w:jc w:val="center"/>
             </w:pPr>
-            <w:r>
-              <w:rPr>
-                <w:b/>
-                <w:bCs/>
-                <w:color w:val="2E7D32"/>
-              </w:rPr>
-              <w:t>L</w:t>
-            </w:r>
           </w:p>
         </w:tc>
         <w:tc>
@@ -9304,16 +7551,7 @@
               <w:right w:w="120" w:type="dxa"/>
             </w:tcMar>
           </w:tcPr>
-          <w:p>
-            <w:r>
-              <w:rPr>
-                <w:color w:val="000000"/>
-                <w:sz w:val="18"/>
-                <w:szCs w:val="18"/>
-              </w:rPr>
-              <w:t>SPO — Site Creation Restricted</w:t>
-            </w:r>
-          </w:p>
+          <w:p/>
         </w:tc>
       </w:tr>
       <w:tr>
@@ -9333,18 +7571,7 @@
               <w:right w:w="120" w:type="dxa"/>
             </w:tcMar>
           </w:tcPr>
-          <w:p>
-            <w:r>
-              <w:rPr>
-                <w:b/>
-                <w:bCs/>
-                <w:color w:val="000000"/>
-                <w:sz w:val="18"/>
-                <w:szCs w:val="18"/>
-              </w:rPr>
-              <w:t>Versioning</w:t>
-            </w:r>
-          </w:p>
+          <w:p/>
         </w:tc>
         <w:tc>
           <w:tcPr>
@@ -9362,16 +7589,7 @@
               <w:right w:w="120" w:type="dxa"/>
             </w:tcMar>
           </w:tcPr>
-          <w:p>
-            <w:r>
-              <w:rPr>
-                <w:color w:val="000000"/>
-                <w:sz w:val="18"/>
-                <w:szCs w:val="18"/>
-              </w:rPr>
-              <w:t>Document libraries retain a minimum of 100 versions to aid ransomware recovery.</w:t>
-            </w:r>
-          </w:p>
+          <w:p/>
         </w:tc>
         <w:tc>
           <w:tcPr>
@@ -9394,14 +7612,6 @@
             <w:pPr>
               <w:jc w:val="center"/>
             </w:pPr>
-            <w:r>
-              <w:rPr>
-                <w:b/>
-                <w:bCs/>
-                <w:color w:val="2E7D32"/>
-              </w:rPr>
-              <w:t>L</w:t>
-            </w:r>
           </w:p>
         </w:tc>
         <w:tc>
@@ -9420,16 +7630,7 @@
               <w:right w:w="120" w:type="dxa"/>
             </w:tcMar>
           </w:tcPr>
-          <w:p>
-            <w:r>
-              <w:rPr>
-                <w:color w:val="000000"/>
-                <w:sz w:val="18"/>
-                <w:szCs w:val="18"/>
-              </w:rPr>
-              <w:t>SPO — Versioning — 100 Versions</w:t>
-            </w:r>
-          </w:p>
+          <w:p/>
         </w:tc>
       </w:tr>
       <w:tr>
@@ -9450,18 +7651,7 @@
               <w:right w:w="120" w:type="dxa"/>
             </w:tcMar>
           </w:tcPr>
-          <w:p>
-            <w:r>
-              <w:rPr>
-                <w:b/>
-                <w:bCs/>
-                <w:color w:val="000000"/>
-                <w:sz w:val="18"/>
-                <w:szCs w:val="18"/>
-              </w:rPr>
-              <w:t>Guest re-share</w:t>
-            </w:r>
-          </w:p>
+          <w:p/>
         </w:tc>
         <w:tc>
           <w:tcPr>
@@ -9480,16 +7670,7 @@
               <w:right w:w="120" w:type="dxa"/>
             </w:tcMar>
           </w:tcPr>
-          <w:p>
-            <w:r>
-              <w:rPr>
-                <w:color w:val="000000"/>
-                <w:sz w:val="18"/>
-                <w:szCs w:val="18"/>
-              </w:rPr>
-              <w:t>Prevent guests from re-sharing content they did not create.</w:t>
-            </w:r>
-          </w:p>
+          <w:p/>
         </w:tc>
         <w:tc>
           <w:tcPr>
@@ -9513,14 +7694,6 @@
             <w:pPr>
               <w:jc w:val="center"/>
             </w:pPr>
-            <w:r>
-              <w:rPr>
-                <w:b/>
-                <w:bCs/>
-                <w:color w:val="BF6B00"/>
-              </w:rPr>
-              <w:t>M</w:t>
-            </w:r>
           </w:p>
         </w:tc>
         <w:tc>
@@ -9540,16 +7713,7 @@
               <w:right w:w="120" w:type="dxa"/>
             </w:tcMar>
           </w:tcPr>
-          <w:p>
-            <w:r>
-              <w:rPr>
-                <w:color w:val="000000"/>
-                <w:sz w:val="18"/>
-                <w:szCs w:val="18"/>
-              </w:rPr>
-              <w:t>SPO — Block Guest Re-Share</w:t>
-            </w:r>
-          </w:p>
+          <w:p/>
         </w:tc>
       </w:tr>
       <w:tr>
@@ -9569,18 +7733,7 @@
               <w:right w:w="120" w:type="dxa"/>
             </w:tcMar>
           </w:tcPr>
-          <w:p>
-            <w:r>
-              <w:rPr>
-                <w:b/>
-                <w:bCs/>
-                <w:color w:val="000000"/>
-                <w:sz w:val="18"/>
-                <w:szCs w:val="18"/>
-              </w:rPr>
-              <w:t>Block legacy auth</w:t>
-            </w:r>
-          </w:p>
+          <w:p/>
         </w:tc>
         <w:tc>
           <w:tcPr>
@@ -9598,16 +7751,7 @@
               <w:right w:w="120" w:type="dxa"/>
             </w:tcMar>
           </w:tcPr>
-          <w:p>
-            <w:r>
-              <w:rPr>
-                <w:color w:val="000000"/>
-                <w:sz w:val="18"/>
-                <w:szCs w:val="18"/>
-              </w:rPr>
-              <w:t>SharePoint and OneDrive refuse legacy-auth clients; modern auth required.</w:t>
-            </w:r>
-          </w:p>
+          <w:p/>
         </w:tc>
         <w:tc>
           <w:tcPr>
@@ -9630,14 +7774,6 @@
             <w:pPr>
               <w:jc w:val="center"/>
             </w:pPr>
-            <w:r>
-              <w:rPr>
-                <w:b/>
-                <w:bCs/>
-                <w:color w:val="C00000"/>
-              </w:rPr>
-              <w:t>H</w:t>
-            </w:r>
           </w:p>
         </w:tc>
         <w:tc>
@@ -9656,16 +7792,7 @@
               <w:right w:w="120" w:type="dxa"/>
             </w:tcMar>
           </w:tcPr>
-          <w:p>
-            <w:r>
-              <w:rPr>
-                <w:color w:val="000000"/>
-                <w:sz w:val="18"/>
-                <w:szCs w:val="18"/>
-              </w:rPr>
-              <w:t>SPO — Block Legacy Auth</w:t>
-            </w:r>
-          </w:p>
+          <w:p/>
         </w:tc>
       </w:tr>
       <w:tr>
@@ -9686,18 +7813,7 @@
               <w:right w:w="120" w:type="dxa"/>
             </w:tcMar>
           </w:tcPr>
-          <w:p>
-            <w:r>
-              <w:rPr>
-                <w:b/>
-                <w:bCs/>
-                <w:color w:val="000000"/>
-                <w:sz w:val="18"/>
-                <w:szCs w:val="18"/>
-              </w:rPr>
-              <w:t>Idle session sign-out</w:t>
-            </w:r>
-          </w:p>
+          <w:p/>
         </w:tc>
         <w:tc>
           <w:tcPr>
@@ -9716,16 +7832,7 @@
               <w:right w:w="120" w:type="dxa"/>
             </w:tcMar>
           </w:tcPr>
-          <w:p>
-            <w:r>
-              <w:rPr>
-                <w:color w:val="000000"/>
-                <w:sz w:val="18"/>
-                <w:szCs w:val="18"/>
-              </w:rPr>
-              <w:t>Web sessions sign the user out after 8 hours idle on shared devices.</w:t>
-            </w:r>
-          </w:p>
+          <w:p/>
         </w:tc>
         <w:tc>
           <w:tcPr>
@@ -9749,14 +7856,6 @@
             <w:pPr>
               <w:jc w:val="center"/>
             </w:pPr>
-            <w:r>
-              <w:rPr>
-                <w:b/>
-                <w:bCs/>
-                <w:color w:val="2E7D32"/>
-              </w:rPr>
-              <w:t>L</w:t>
-            </w:r>
           </w:p>
         </w:tc>
         <w:tc>
@@ -9776,26 +7875,7 @@
               <w:right w:w="120" w:type="dxa"/>
             </w:tcMar>
           </w:tcPr>
-          <w:p>
-            <w:r>
-              <w:rPr>
-                <w:color w:val="000000"/>
-                <w:sz w:val="18"/>
-                <w:szCs w:val="18"/>
-              </w:rPr>
-              <w:t xml:space="preserve">SPO — Idle Session </w:t>
-            </w:r>
-            <w:proofErr w:type="spellStart"/>
-            <w:r>
-              <w:rPr>
-                <w:color w:val="000000"/>
-                <w:sz w:val="18"/>
-                <w:szCs w:val="18"/>
-              </w:rPr>
-              <w:t>Signout</w:t>
-            </w:r>
-            <w:proofErr w:type="spellEnd"/>
-          </w:p>
+          <w:p/>
         </w:tc>
       </w:tr>
     </w:tbl>
@@ -9884,6 +7964,7 @@
         <w:rPr>
           <w:color w:val="000000"/>
         </w:rPr>
+        <w:lastRenderedPageBreak/>
         <w:t>2.5 Microsoft Teams</w:t>
       </w:r>
       <w:bookmarkEnd w:id="13"/>
@@ -9912,7 +7993,6 @@
           <w:b/>
           <w:bCs/>
         </w:rPr>
-        <w:lastRenderedPageBreak/>
         <w:t xml:space="preserve">Portal entry point. </w:t>
       </w:r>
       <w:r>
@@ -10026,8 +8106,8 @@
         <w:tblLook w:val="0000" w:firstRow="0" w:lastRow="0" w:firstColumn="0" w:lastColumn="0" w:noHBand="0" w:noVBand="0"/>
       </w:tblPr>
       <w:tblGrid>
-        <w:gridCol w:w="2790"/>
-        <w:gridCol w:w="5968"/>
+        <w:gridCol w:w="2788"/>
+        <w:gridCol w:w="5970"/>
         <w:gridCol w:w="941"/>
         <w:gridCol w:w="3981"/>
       </w:tblGrid>
@@ -10178,18 +8258,7 @@
               <w:right w:w="120" w:type="dxa"/>
             </w:tcMar>
           </w:tcPr>
-          <w:p>
-            <w:r>
-              <w:rPr>
-                <w:b/>
-                <w:bCs/>
-                <w:color w:val="000000"/>
-                <w:sz w:val="18"/>
-                <w:szCs w:val="18"/>
-              </w:rPr>
-              <w:t>External access (federation)</w:t>
-            </w:r>
-          </w:p>
+          <w:p/>
         </w:tc>
         <w:tc>
           <w:tcPr>
@@ -10208,16 +8277,7 @@
               <w:right w:w="120" w:type="dxa"/>
             </w:tcMar>
           </w:tcPr>
-          <w:p>
-            <w:r>
-              <w:rPr>
-                <w:color w:val="000000"/>
-                <w:sz w:val="18"/>
-                <w:szCs w:val="18"/>
-              </w:rPr>
-              <w:t>Federation restricted to an allow-list of customer and partner domains.</w:t>
-            </w:r>
-          </w:p>
+          <w:p/>
         </w:tc>
         <w:tc>
           <w:tcPr>
@@ -10241,14 +8301,6 @@
             <w:pPr>
               <w:jc w:val="center"/>
             </w:pPr>
-            <w:r>
-              <w:rPr>
-                <w:b/>
-                <w:bCs/>
-                <w:color w:val="BF6B00"/>
-              </w:rPr>
-              <w:t>M</w:t>
-            </w:r>
           </w:p>
         </w:tc>
         <w:tc>
@@ -10268,16 +8320,7 @@
               <w:right w:w="120" w:type="dxa"/>
             </w:tcMar>
           </w:tcPr>
-          <w:p>
-            <w:r>
-              <w:rPr>
-                <w:color w:val="000000"/>
-                <w:sz w:val="18"/>
-                <w:szCs w:val="18"/>
-              </w:rPr>
-              <w:t>Teams — External Access — Allow List</w:t>
-            </w:r>
-          </w:p>
+          <w:p/>
         </w:tc>
       </w:tr>
       <w:tr>
@@ -10297,18 +8340,7 @@
               <w:right w:w="120" w:type="dxa"/>
             </w:tcMar>
           </w:tcPr>
-          <w:p>
-            <w:r>
-              <w:rPr>
-                <w:b/>
-                <w:bCs/>
-                <w:color w:val="000000"/>
-                <w:sz w:val="18"/>
-                <w:szCs w:val="18"/>
-              </w:rPr>
-              <w:t>Guest access</w:t>
-            </w:r>
-          </w:p>
+          <w:p/>
         </w:tc>
         <w:tc>
           <w:tcPr>
@@ -10326,16 +8358,7 @@
               <w:right w:w="120" w:type="dxa"/>
             </w:tcMar>
           </w:tcPr>
-          <w:p>
-            <w:r>
-              <w:rPr>
-                <w:color w:val="000000"/>
-                <w:sz w:val="18"/>
-                <w:szCs w:val="18"/>
-              </w:rPr>
-              <w:t>Guest access enabled with restricted capabilities — no admin surface for guests.</w:t>
-            </w:r>
-          </w:p>
+          <w:p/>
         </w:tc>
         <w:tc>
           <w:tcPr>
@@ -10358,14 +8381,6 @@
             <w:pPr>
               <w:jc w:val="center"/>
             </w:pPr>
-            <w:r>
-              <w:rPr>
-                <w:b/>
-                <w:bCs/>
-                <w:color w:val="BF6B00"/>
-              </w:rPr>
-              <w:t>M</w:t>
-            </w:r>
           </w:p>
         </w:tc>
         <w:tc>
@@ -10384,16 +8399,7 @@
               <w:right w:w="120" w:type="dxa"/>
             </w:tcMar>
           </w:tcPr>
-          <w:p>
-            <w:r>
-              <w:rPr>
-                <w:color w:val="000000"/>
-                <w:sz w:val="18"/>
-                <w:szCs w:val="18"/>
-              </w:rPr>
-              <w:t>Teams — Guest Access Policy</w:t>
-            </w:r>
-          </w:p>
+          <w:p/>
         </w:tc>
       </w:tr>
       <w:tr>
@@ -10414,18 +8420,7 @@
               <w:right w:w="120" w:type="dxa"/>
             </w:tcMar>
           </w:tcPr>
-          <w:p>
-            <w:r>
-              <w:rPr>
-                <w:b/>
-                <w:bCs/>
-                <w:color w:val="000000"/>
-                <w:sz w:val="18"/>
-                <w:szCs w:val="18"/>
-              </w:rPr>
-              <w:t>Meeting policy (global)</w:t>
-            </w:r>
-          </w:p>
+          <w:p/>
         </w:tc>
         <w:tc>
           <w:tcPr>
@@ -10444,16 +8439,7 @@
               <w:right w:w="120" w:type="dxa"/>
             </w:tcMar>
           </w:tcPr>
-          <w:p>
-            <w:r>
-              <w:rPr>
-                <w:color w:val="000000"/>
-                <w:sz w:val="18"/>
-                <w:szCs w:val="18"/>
-              </w:rPr>
-              <w:t>Lobby on for external attendees; meeting recording gated to organiser and co-organisers.</w:t>
-            </w:r>
-          </w:p>
+          <w:p/>
         </w:tc>
         <w:tc>
           <w:tcPr>
@@ -10477,14 +8463,6 @@
             <w:pPr>
               <w:jc w:val="center"/>
             </w:pPr>
-            <w:r>
-              <w:rPr>
-                <w:b/>
-                <w:bCs/>
-                <w:color w:val="BF6B00"/>
-              </w:rPr>
-              <w:t>M</w:t>
-            </w:r>
           </w:p>
         </w:tc>
         <w:tc>
@@ -10504,16 +8482,7 @@
               <w:right w:w="120" w:type="dxa"/>
             </w:tcMar>
           </w:tcPr>
-          <w:p>
-            <w:r>
-              <w:rPr>
-                <w:color w:val="000000"/>
-                <w:sz w:val="18"/>
-                <w:szCs w:val="18"/>
-              </w:rPr>
-              <w:t>Teams — Global Meeting Policy</w:t>
-            </w:r>
-          </w:p>
+          <w:p/>
         </w:tc>
       </w:tr>
       <w:tr>
@@ -10533,18 +8502,7 @@
               <w:right w:w="120" w:type="dxa"/>
             </w:tcMar>
           </w:tcPr>
-          <w:p>
-            <w:r>
-              <w:rPr>
-                <w:b/>
-                <w:bCs/>
-                <w:color w:val="000000"/>
-                <w:sz w:val="18"/>
-                <w:szCs w:val="18"/>
-              </w:rPr>
-              <w:t>Messaging policy (global)</w:t>
-            </w:r>
-          </w:p>
+          <w:p/>
         </w:tc>
         <w:tc>
           <w:tcPr>
@@ -10562,26 +8520,7 @@
               <w:right w:w="120" w:type="dxa"/>
             </w:tcMar>
           </w:tcPr>
-          <w:p>
-            <w:proofErr w:type="spellStart"/>
-            <w:r>
-              <w:rPr>
-                <w:color w:val="000000"/>
-                <w:sz w:val="18"/>
-                <w:szCs w:val="18"/>
-              </w:rPr>
-              <w:t>Giphy</w:t>
-            </w:r>
-            <w:proofErr w:type="spellEnd"/>
-            <w:r>
-              <w:rPr>
-                <w:color w:val="000000"/>
-                <w:sz w:val="18"/>
-                <w:szCs w:val="18"/>
-              </w:rPr>
-              <w:t xml:space="preserve"> content rating 'Moderate'; editing and deleting of own messages allowed; file sharing scoped.</w:t>
-            </w:r>
-          </w:p>
+          <w:p/>
         </w:tc>
         <w:tc>
           <w:tcPr>
@@ -10604,14 +8543,6 @@
             <w:pPr>
               <w:jc w:val="center"/>
             </w:pPr>
-            <w:r>
-              <w:rPr>
-                <w:b/>
-                <w:bCs/>
-                <w:color w:val="2E7D32"/>
-              </w:rPr>
-              <w:t>L</w:t>
-            </w:r>
           </w:p>
         </w:tc>
         <w:tc>
@@ -10630,16 +8561,7 @@
               <w:right w:w="120" w:type="dxa"/>
             </w:tcMar>
           </w:tcPr>
-          <w:p>
-            <w:r>
-              <w:rPr>
-                <w:color w:val="000000"/>
-                <w:sz w:val="18"/>
-                <w:szCs w:val="18"/>
-              </w:rPr>
-              <w:t>Teams — Global Messaging Policy</w:t>
-            </w:r>
-          </w:p>
+          <w:p/>
         </w:tc>
       </w:tr>
       <w:tr>
@@ -10660,18 +8582,7 @@
               <w:right w:w="120" w:type="dxa"/>
             </w:tcMar>
           </w:tcPr>
-          <w:p>
-            <w:r>
-              <w:rPr>
-                <w:b/>
-                <w:bCs/>
-                <w:color w:val="000000"/>
-                <w:sz w:val="18"/>
-                <w:szCs w:val="18"/>
-              </w:rPr>
-              <w:t>App permission policy</w:t>
-            </w:r>
-          </w:p>
+          <w:p/>
         </w:tc>
         <w:tc>
           <w:tcPr>
@@ -10690,16 +8601,7 @@
               <w:right w:w="120" w:type="dxa"/>
             </w:tcMar>
           </w:tcPr>
-          <w:p>
-            <w:r>
-              <w:rPr>
-                <w:color w:val="000000"/>
-                <w:sz w:val="18"/>
-                <w:szCs w:val="18"/>
-              </w:rPr>
-              <w:t>Block sideloaded apps and unapproved third-party apps by default.</w:t>
-            </w:r>
-          </w:p>
+          <w:p/>
         </w:tc>
         <w:tc>
           <w:tcPr>
@@ -10723,14 +8625,6 @@
             <w:pPr>
               <w:jc w:val="center"/>
             </w:pPr>
-            <w:r>
-              <w:rPr>
-                <w:b/>
-                <w:bCs/>
-                <w:color w:val="BF6B00"/>
-              </w:rPr>
-              <w:t>M</w:t>
-            </w:r>
           </w:p>
         </w:tc>
         <w:tc>
@@ -10750,16 +8644,7 @@
               <w:right w:w="120" w:type="dxa"/>
             </w:tcMar>
           </w:tcPr>
-          <w:p>
-            <w:r>
-              <w:rPr>
-                <w:color w:val="000000"/>
-                <w:sz w:val="18"/>
-                <w:szCs w:val="18"/>
-              </w:rPr>
-              <w:t>Teams — App Permission — Baseline</w:t>
-            </w:r>
-          </w:p>
+          <w:p/>
         </w:tc>
       </w:tr>
       <w:tr>
@@ -10779,18 +8664,7 @@
               <w:right w:w="120" w:type="dxa"/>
             </w:tcMar>
           </w:tcPr>
-          <w:p>
-            <w:r>
-              <w:rPr>
-                <w:b/>
-                <w:bCs/>
-                <w:color w:val="000000"/>
-                <w:sz w:val="18"/>
-                <w:szCs w:val="18"/>
-              </w:rPr>
-              <w:t>App setup policy</w:t>
-            </w:r>
-          </w:p>
+          <w:p/>
         </w:tc>
         <w:tc>
           <w:tcPr>
@@ -10808,16 +8682,7 @@
               <w:right w:w="120" w:type="dxa"/>
             </w:tcMar>
           </w:tcPr>
-          <w:p>
-            <w:r>
-              <w:rPr>
-                <w:color w:val="000000"/>
-                <w:sz w:val="18"/>
-                <w:szCs w:val="18"/>
-              </w:rPr>
-              <w:t>Pin the approved apps (Activity, Chat, Teams, Calendar, Files) and any MSP-published app.</w:t>
-            </w:r>
-          </w:p>
+          <w:p/>
         </w:tc>
         <w:tc>
           <w:tcPr>
@@ -10840,14 +8705,6 @@
             <w:pPr>
               <w:jc w:val="center"/>
             </w:pPr>
-            <w:r>
-              <w:rPr>
-                <w:b/>
-                <w:bCs/>
-                <w:color w:val="2E7D32"/>
-              </w:rPr>
-              <w:t>L</w:t>
-            </w:r>
           </w:p>
         </w:tc>
         <w:tc>
@@ -10866,16 +8723,7 @@
               <w:right w:w="120" w:type="dxa"/>
             </w:tcMar>
           </w:tcPr>
-          <w:p>
-            <w:r>
-              <w:rPr>
-                <w:color w:val="000000"/>
-                <w:sz w:val="18"/>
-                <w:szCs w:val="18"/>
-              </w:rPr>
-              <w:t>Teams — App Setup — Default</w:t>
-            </w:r>
-          </w:p>
+          <w:p/>
         </w:tc>
       </w:tr>
       <w:tr>
@@ -10896,18 +8744,7 @@
               <w:right w:w="120" w:type="dxa"/>
             </w:tcMar>
           </w:tcPr>
-          <w:p>
-            <w:r>
-              <w:rPr>
-                <w:b/>
-                <w:bCs/>
-                <w:color w:val="000000"/>
-                <w:sz w:val="18"/>
-                <w:szCs w:val="18"/>
-              </w:rPr>
-              <w:t>Calling policy</w:t>
-            </w:r>
-          </w:p>
+          <w:p/>
         </w:tc>
         <w:tc>
           <w:tcPr>
@@ -10926,16 +8763,7 @@
               <w:right w:w="120" w:type="dxa"/>
             </w:tcMar>
           </w:tcPr>
-          <w:p>
-            <w:r>
-              <w:rPr>
-                <w:color w:val="000000"/>
-                <w:sz w:val="18"/>
-                <w:szCs w:val="18"/>
-              </w:rPr>
-              <w:t>Emergency calling enabled; voicemail transcription gated by policy.</w:t>
-            </w:r>
-          </w:p>
+          <w:p/>
         </w:tc>
         <w:tc>
           <w:tcPr>
@@ -10959,14 +8787,6 @@
             <w:pPr>
               <w:jc w:val="center"/>
             </w:pPr>
-            <w:r>
-              <w:rPr>
-                <w:b/>
-                <w:bCs/>
-                <w:color w:val="2E7D32"/>
-              </w:rPr>
-              <w:t>L</w:t>
-            </w:r>
           </w:p>
         </w:tc>
         <w:tc>
@@ -10986,16 +8806,7 @@
               <w:right w:w="120" w:type="dxa"/>
             </w:tcMar>
           </w:tcPr>
-          <w:p>
-            <w:r>
-              <w:rPr>
-                <w:color w:val="000000"/>
-                <w:sz w:val="18"/>
-                <w:szCs w:val="18"/>
-              </w:rPr>
-              <w:t>Teams — Calling Policy</w:t>
-            </w:r>
-          </w:p>
+          <w:p/>
         </w:tc>
       </w:tr>
       <w:tr>
@@ -11015,18 +8826,7 @@
               <w:right w:w="120" w:type="dxa"/>
             </w:tcMar>
           </w:tcPr>
-          <w:p>
-            <w:r>
-              <w:rPr>
-                <w:b/>
-                <w:bCs/>
-                <w:color w:val="000000"/>
-                <w:sz w:val="18"/>
-                <w:szCs w:val="18"/>
-              </w:rPr>
-              <w:t>Live events</w:t>
-            </w:r>
-          </w:p>
+          <w:p/>
         </w:tc>
         <w:tc>
           <w:tcPr>
@@ -11044,16 +8844,7 @@
               <w:right w:w="120" w:type="dxa"/>
             </w:tcMar>
           </w:tcPr>
-          <w:p>
-            <w:r>
-              <w:rPr>
-                <w:color w:val="000000"/>
-                <w:sz w:val="18"/>
-                <w:szCs w:val="18"/>
-              </w:rPr>
-              <w:t>Live events restricted to approved organisers and co-organisers.</w:t>
-            </w:r>
-          </w:p>
+          <w:p/>
         </w:tc>
         <w:tc>
           <w:tcPr>
@@ -11076,14 +8867,6 @@
             <w:pPr>
               <w:jc w:val="center"/>
             </w:pPr>
-            <w:r>
-              <w:rPr>
-                <w:b/>
-                <w:bCs/>
-                <w:color w:val="2E7D32"/>
-              </w:rPr>
-              <w:t>L</w:t>
-            </w:r>
           </w:p>
         </w:tc>
         <w:tc>
@@ -11102,16 +8885,7 @@
               <w:right w:w="120" w:type="dxa"/>
             </w:tcMar>
           </w:tcPr>
-          <w:p>
-            <w:r>
-              <w:rPr>
-                <w:color w:val="000000"/>
-                <w:sz w:val="18"/>
-                <w:szCs w:val="18"/>
-              </w:rPr>
-              <w:t>Teams — Live Events Policy</w:t>
-            </w:r>
-          </w:p>
+          <w:p/>
         </w:tc>
       </w:tr>
       <w:tr>
@@ -11132,18 +8906,7 @@
               <w:right w:w="120" w:type="dxa"/>
             </w:tcMar>
           </w:tcPr>
-          <w:p>
-            <w:r>
-              <w:rPr>
-                <w:b/>
-                <w:bCs/>
-                <w:color w:val="000000"/>
-                <w:sz w:val="18"/>
-                <w:szCs w:val="18"/>
-              </w:rPr>
-              <w:t>Skype consumer federation</w:t>
-            </w:r>
-          </w:p>
+          <w:p/>
         </w:tc>
         <w:tc>
           <w:tcPr>
@@ -11162,16 +8925,7 @@
               <w:right w:w="120" w:type="dxa"/>
             </w:tcMar>
           </w:tcPr>
-          <w:p>
-            <w:r>
-              <w:rPr>
-                <w:color w:val="000000"/>
-                <w:sz w:val="18"/>
-                <w:szCs w:val="18"/>
-              </w:rPr>
-              <w:t>Federation with consumer Skype disabled.</w:t>
-            </w:r>
-          </w:p>
+          <w:p/>
         </w:tc>
         <w:tc>
           <w:tcPr>
@@ -11195,14 +8949,6 @@
             <w:pPr>
               <w:jc w:val="center"/>
             </w:pPr>
-            <w:r>
-              <w:rPr>
-                <w:b/>
-                <w:bCs/>
-                <w:color w:val="BF6B00"/>
-              </w:rPr>
-              <w:t>M</w:t>
-            </w:r>
           </w:p>
         </w:tc>
         <w:tc>
@@ -11222,16 +8968,7 @@
               <w:right w:w="120" w:type="dxa"/>
             </w:tcMar>
           </w:tcPr>
-          <w:p>
-            <w:r>
-              <w:rPr>
-                <w:color w:val="000000"/>
-                <w:sz w:val="18"/>
-                <w:szCs w:val="18"/>
-              </w:rPr>
-              <w:t>Teams — Skype Consumer — Disabled</w:t>
-            </w:r>
-          </w:p>
+          <w:p/>
         </w:tc>
       </w:tr>
       <w:tr>
@@ -11251,18 +8988,7 @@
               <w:right w:w="120" w:type="dxa"/>
             </w:tcMar>
           </w:tcPr>
-          <w:p>
-            <w:r>
-              <w:rPr>
-                <w:b/>
-                <w:bCs/>
-                <w:color w:val="000000"/>
-                <w:sz w:val="18"/>
-                <w:szCs w:val="18"/>
-              </w:rPr>
-              <w:t>Anonymous meeting join</w:t>
-            </w:r>
-          </w:p>
+          <w:p/>
         </w:tc>
         <w:tc>
           <w:tcPr>
@@ -11280,16 +9006,7 @@
               <w:right w:w="120" w:type="dxa"/>
             </w:tcMar>
           </w:tcPr>
-          <w:p>
-            <w:r>
-              <w:rPr>
-                <w:color w:val="000000"/>
-                <w:sz w:val="18"/>
-                <w:szCs w:val="18"/>
-              </w:rPr>
-              <w:t>Anonymous users must wait in the lobby; only authenticated users admitted directly.</w:t>
-            </w:r>
-          </w:p>
+          <w:p/>
         </w:tc>
         <w:tc>
           <w:tcPr>
@@ -11312,14 +9029,6 @@
             <w:pPr>
               <w:jc w:val="center"/>
             </w:pPr>
-            <w:r>
-              <w:rPr>
-                <w:b/>
-                <w:bCs/>
-                <w:color w:val="BF6B00"/>
-              </w:rPr>
-              <w:t>M</w:t>
-            </w:r>
           </w:p>
         </w:tc>
         <w:tc>
@@ -11338,16 +9047,7 @@
               <w:right w:w="120" w:type="dxa"/>
             </w:tcMar>
           </w:tcPr>
-          <w:p>
-            <w:r>
-              <w:rPr>
-                <w:color w:val="000000"/>
-                <w:sz w:val="18"/>
-                <w:szCs w:val="18"/>
-              </w:rPr>
-              <w:t>Teams — Anonymous Join — Lobby</w:t>
-            </w:r>
-          </w:p>
+          <w:p/>
         </w:tc>
       </w:tr>
       <w:tr>
@@ -11368,18 +9068,7 @@
               <w:right w:w="120" w:type="dxa"/>
             </w:tcMar>
           </w:tcPr>
-          <w:p>
-            <w:r>
-              <w:rPr>
-                <w:b/>
-                <w:bCs/>
-                <w:color w:val="000000"/>
-                <w:sz w:val="18"/>
-                <w:szCs w:val="18"/>
-              </w:rPr>
-              <w:t>Recording and transcription</w:t>
-            </w:r>
-          </w:p>
+          <w:p/>
         </w:tc>
         <w:tc>
           <w:tcPr>
@@ -11398,16 +9087,7 @@
               <w:right w:w="120" w:type="dxa"/>
             </w:tcMar>
           </w:tcPr>
-          <w:p>
-            <w:r>
-              <w:rPr>
-                <w:color w:val="000000"/>
-                <w:sz w:val="18"/>
-                <w:szCs w:val="18"/>
-              </w:rPr>
-              <w:t>Recording retention policy applies, and attendees are notified of recording.</w:t>
-            </w:r>
-          </w:p>
+          <w:p/>
         </w:tc>
         <w:tc>
           <w:tcPr>
@@ -11431,14 +9111,6 @@
             <w:pPr>
               <w:jc w:val="center"/>
             </w:pPr>
-            <w:r>
-              <w:rPr>
-                <w:b/>
-                <w:bCs/>
-                <w:color w:val="2E7D32"/>
-              </w:rPr>
-              <w:t>L</w:t>
-            </w:r>
           </w:p>
         </w:tc>
         <w:tc>
@@ -11458,16 +9130,7 @@
               <w:right w:w="120" w:type="dxa"/>
             </w:tcMar>
           </w:tcPr>
-          <w:p>
-            <w:r>
-              <w:rPr>
-                <w:color w:val="000000"/>
-                <w:sz w:val="18"/>
-                <w:szCs w:val="18"/>
-              </w:rPr>
-              <w:t>Teams — Recording Policy</w:t>
-            </w:r>
-          </w:p>
+          <w:p/>
         </w:tc>
       </w:tr>
     </w:tbl>
@@ -11569,7 +9232,6 @@
           <w:b/>
           <w:bCs/>
         </w:rPr>
-        <w:lastRenderedPageBreak/>
         <w:t xml:space="preserve">Scope. </w:t>
       </w:r>
       <w:r>
@@ -11585,6 +9247,7 @@
           <w:b/>
           <w:bCs/>
         </w:rPr>
+        <w:lastRenderedPageBreak/>
         <w:t xml:space="preserve">Portal entry point. </w:t>
       </w:r>
       <w:r>
@@ -11684,10 +9347,10 @@
         <w:tblLook w:val="0000" w:firstRow="0" w:lastRow="0" w:firstColumn="0" w:lastColumn="0" w:noHBand="0" w:noVBand="0"/>
       </w:tblPr>
       <w:tblGrid>
-        <w:gridCol w:w="2790"/>
-        <w:gridCol w:w="5969"/>
+        <w:gridCol w:w="2788"/>
+        <w:gridCol w:w="5970"/>
         <w:gridCol w:w="941"/>
-        <w:gridCol w:w="3980"/>
+        <w:gridCol w:w="3981"/>
       </w:tblGrid>
       <w:tr>
         <w:trPr>
@@ -11836,18 +9499,7 @@
               <w:right w:w="120" w:type="dxa"/>
             </w:tcMar>
           </w:tcPr>
-          <w:p>
-            <w:r>
-              <w:rPr>
-                <w:b/>
-                <w:bCs/>
-                <w:color w:val="000000"/>
-                <w:sz w:val="18"/>
-                <w:szCs w:val="18"/>
-              </w:rPr>
-              <w:t>Mailbox audit</w:t>
-            </w:r>
-          </w:p>
+          <w:p/>
         </w:tc>
         <w:tc>
           <w:tcPr>
@@ -11866,16 +9518,7 @@
               <w:right w:w="120" w:type="dxa"/>
             </w:tcMar>
           </w:tcPr>
-          <w:p>
-            <w:r>
-              <w:rPr>
-                <w:color w:val="000000"/>
-                <w:sz w:val="18"/>
-                <w:szCs w:val="18"/>
-              </w:rPr>
-              <w:t>Organisation-wide mailbox audit default enabled; owner, delegate, and admin actions logged.</w:t>
-            </w:r>
-          </w:p>
+          <w:p/>
         </w:tc>
         <w:tc>
           <w:tcPr>
@@ -11899,14 +9542,6 @@
             <w:pPr>
               <w:jc w:val="center"/>
             </w:pPr>
-            <w:r>
-              <w:rPr>
-                <w:b/>
-                <w:bCs/>
-                <w:color w:val="C00000"/>
-              </w:rPr>
-              <w:t>H</w:t>
-            </w:r>
           </w:p>
         </w:tc>
         <w:tc>
@@ -11926,16 +9561,7 @@
               <w:right w:w="120" w:type="dxa"/>
             </w:tcMar>
           </w:tcPr>
-          <w:p>
-            <w:r>
-              <w:rPr>
-                <w:color w:val="000000"/>
-                <w:sz w:val="18"/>
-                <w:szCs w:val="18"/>
-              </w:rPr>
-              <w:t>EXO — Mailbox Audit Default On</w:t>
-            </w:r>
-          </w:p>
+          <w:p/>
         </w:tc>
       </w:tr>
       <w:tr>
@@ -11955,18 +9581,7 @@
               <w:right w:w="120" w:type="dxa"/>
             </w:tcMar>
           </w:tcPr>
-          <w:p>
-            <w:r>
-              <w:rPr>
-                <w:b/>
-                <w:bCs/>
-                <w:color w:val="000000"/>
-                <w:sz w:val="18"/>
-                <w:szCs w:val="18"/>
-              </w:rPr>
-              <w:t>Block external auto-forward</w:t>
-            </w:r>
-          </w:p>
+          <w:p/>
         </w:tc>
         <w:tc>
           <w:tcPr>
@@ -11984,34 +9599,7 @@
               <w:right w:w="120" w:type="dxa"/>
             </w:tcMar>
           </w:tcPr>
-          <w:p>
-            <w:r>
-              <w:rPr>
-                <w:color w:val="000000"/>
-                <w:sz w:val="18"/>
-                <w:szCs w:val="18"/>
-              </w:rPr>
-              <w:t xml:space="preserve">Transport rule blocks messages </w:t>
-            </w:r>
-            <w:proofErr w:type="gramStart"/>
-            <w:r>
-              <w:rPr>
-                <w:color w:val="000000"/>
-                <w:sz w:val="18"/>
-                <w:szCs w:val="18"/>
-              </w:rPr>
-              <w:t>auto-forwarded</w:t>
-            </w:r>
-            <w:proofErr w:type="gramEnd"/>
-            <w:r>
-              <w:rPr>
-                <w:color w:val="000000"/>
-                <w:sz w:val="18"/>
-                <w:szCs w:val="18"/>
-              </w:rPr>
-              <w:t xml:space="preserve"> outside the tenant by client rules.</w:t>
-            </w:r>
-          </w:p>
+          <w:p/>
         </w:tc>
         <w:tc>
           <w:tcPr>
@@ -12034,14 +9622,6 @@
             <w:pPr>
               <w:jc w:val="center"/>
             </w:pPr>
-            <w:r>
-              <w:rPr>
-                <w:b/>
-                <w:bCs/>
-                <w:color w:val="C00000"/>
-              </w:rPr>
-              <w:t>H</w:t>
-            </w:r>
           </w:p>
         </w:tc>
         <w:tc>
@@ -12060,16 +9640,7 @@
               <w:right w:w="120" w:type="dxa"/>
             </w:tcMar>
           </w:tcPr>
-          <w:p>
-            <w:r>
-              <w:rPr>
-                <w:color w:val="000000"/>
-                <w:sz w:val="18"/>
-                <w:szCs w:val="18"/>
-              </w:rPr>
-              <w:t>EXO — Block External Auto-Forward</w:t>
-            </w:r>
-          </w:p>
+          <w:p/>
         </w:tc>
       </w:tr>
       <w:tr>
@@ -12090,18 +9661,7 @@
               <w:right w:w="120" w:type="dxa"/>
             </w:tcMar>
           </w:tcPr>
-          <w:p>
-            <w:r>
-              <w:rPr>
-                <w:b/>
-                <w:bCs/>
-                <w:color w:val="000000"/>
-                <w:sz w:val="18"/>
-                <w:szCs w:val="18"/>
-              </w:rPr>
-              <w:t>External sender tag</w:t>
-            </w:r>
-          </w:p>
+          <w:p/>
         </w:tc>
         <w:tc>
           <w:tcPr>
@@ -12120,16 +9680,7 @@
               <w:right w:w="120" w:type="dxa"/>
             </w:tcMar>
           </w:tcPr>
-          <w:p>
-            <w:r>
-              <w:rPr>
-                <w:color w:val="000000"/>
-                <w:sz w:val="18"/>
-                <w:szCs w:val="18"/>
-              </w:rPr>
-              <w:t>Outlook shows the External banner on messages from outside the tenant.</w:t>
-            </w:r>
-          </w:p>
+          <w:p/>
         </w:tc>
         <w:tc>
           <w:tcPr>
@@ -12153,14 +9704,6 @@
             <w:pPr>
               <w:jc w:val="center"/>
             </w:pPr>
-            <w:r>
-              <w:rPr>
-                <w:b/>
-                <w:bCs/>
-                <w:color w:val="BF6B00"/>
-              </w:rPr>
-              <w:t>M</w:t>
-            </w:r>
           </w:p>
         </w:tc>
         <w:tc>
@@ -12180,16 +9723,7 @@
               <w:right w:w="120" w:type="dxa"/>
             </w:tcMar>
           </w:tcPr>
-          <w:p>
-            <w:r>
-              <w:rPr>
-                <w:color w:val="000000"/>
-                <w:sz w:val="18"/>
-                <w:szCs w:val="18"/>
-              </w:rPr>
-              <w:t>EXO — External Sender Tag</w:t>
-            </w:r>
-          </w:p>
+          <w:p/>
         </w:tc>
       </w:tr>
       <w:tr>
@@ -12209,18 +9743,7 @@
               <w:right w:w="120" w:type="dxa"/>
             </w:tcMar>
           </w:tcPr>
-          <w:p>
-            <w:r>
-              <w:rPr>
-                <w:b/>
-                <w:bCs/>
-                <w:color w:val="000000"/>
-                <w:sz w:val="18"/>
-                <w:szCs w:val="18"/>
-              </w:rPr>
-              <w:t>Disable legacy protocols</w:t>
-            </w:r>
-          </w:p>
+          <w:p/>
         </w:tc>
         <w:tc>
           <w:tcPr>
@@ -12238,16 +9761,7 @@
               <w:right w:w="120" w:type="dxa"/>
             </w:tcMar>
           </w:tcPr>
-          <w:p>
-            <w:r>
-              <w:rPr>
-                <w:color w:val="000000"/>
-                <w:sz w:val="18"/>
-                <w:szCs w:val="18"/>
-              </w:rPr>
-              <w:t>Disable POP, IMAP, and SMTP AUTH at the tenant; per-mailbox exceptions require a ticket.</w:t>
-            </w:r>
-          </w:p>
+          <w:p/>
         </w:tc>
         <w:tc>
           <w:tcPr>
@@ -12270,14 +9784,6 @@
             <w:pPr>
               <w:jc w:val="center"/>
             </w:pPr>
-            <w:r>
-              <w:rPr>
-                <w:b/>
-                <w:bCs/>
-                <w:color w:val="C00000"/>
-              </w:rPr>
-              <w:t>H</w:t>
-            </w:r>
           </w:p>
         </w:tc>
         <w:tc>
@@ -12296,16 +9802,7 @@
               <w:right w:w="120" w:type="dxa"/>
             </w:tcMar>
           </w:tcPr>
-          <w:p>
-            <w:r>
-              <w:rPr>
-                <w:color w:val="000000"/>
-                <w:sz w:val="18"/>
-                <w:szCs w:val="18"/>
-              </w:rPr>
-              <w:t>EXO — Disable Legacy Protocols</w:t>
-            </w:r>
-          </w:p>
+          <w:p/>
         </w:tc>
       </w:tr>
       <w:tr>
@@ -12326,18 +9823,7 @@
               <w:right w:w="120" w:type="dxa"/>
             </w:tcMar>
           </w:tcPr>
-          <w:p>
-            <w:r>
-              <w:rPr>
-                <w:b/>
-                <w:bCs/>
-                <w:color w:val="000000"/>
-                <w:sz w:val="18"/>
-                <w:szCs w:val="18"/>
-              </w:rPr>
-              <w:t>Anti-spoof transport rule</w:t>
-            </w:r>
-          </w:p>
+          <w:p/>
         </w:tc>
         <w:tc>
           <w:tcPr>
@@ -12356,16 +9842,7 @@
               <w:right w:w="120" w:type="dxa"/>
             </w:tcMar>
           </w:tcPr>
-          <w:p>
-            <w:r>
-              <w:rPr>
-                <w:color w:val="000000"/>
-                <w:sz w:val="18"/>
-                <w:szCs w:val="18"/>
-              </w:rPr>
-              <w:t>Transport rule tags or quarantines mail from external senders spoofing an internal display name.</w:t>
-            </w:r>
-          </w:p>
+          <w:p/>
         </w:tc>
         <w:tc>
           <w:tcPr>
@@ -12389,14 +9866,6 @@
             <w:pPr>
               <w:jc w:val="center"/>
             </w:pPr>
-            <w:r>
-              <w:rPr>
-                <w:b/>
-                <w:bCs/>
-                <w:color w:val="BF6B00"/>
-              </w:rPr>
-              <w:t>M</w:t>
-            </w:r>
           </w:p>
         </w:tc>
         <w:tc>
@@ -12416,16 +9885,7 @@
               <w:right w:w="120" w:type="dxa"/>
             </w:tcMar>
           </w:tcPr>
-          <w:p>
-            <w:r>
-              <w:rPr>
-                <w:color w:val="000000"/>
-                <w:sz w:val="18"/>
-                <w:szCs w:val="18"/>
-              </w:rPr>
-              <w:t>EXO — Transport — External Banner</w:t>
-            </w:r>
-          </w:p>
+          <w:p/>
         </w:tc>
       </w:tr>
       <w:tr>
@@ -12445,18 +9905,7 @@
               <w:right w:w="120" w:type="dxa"/>
             </w:tcMar>
           </w:tcPr>
-          <w:p>
-            <w:r>
-              <w:rPr>
-                <w:b/>
-                <w:bCs/>
-                <w:color w:val="000000"/>
-                <w:sz w:val="18"/>
-                <w:szCs w:val="18"/>
-              </w:rPr>
-              <w:t>Accepted domains</w:t>
-            </w:r>
-          </w:p>
+          <w:p/>
         </w:tc>
         <w:tc>
           <w:tcPr>
@@ -12474,34 +9923,7 @@
               <w:right w:w="120" w:type="dxa"/>
             </w:tcMar>
           </w:tcPr>
-          <w:p>
-            <w:r>
-              <w:rPr>
-                <w:color w:val="000000"/>
-                <w:sz w:val="18"/>
-                <w:szCs w:val="18"/>
-              </w:rPr>
-              <w:t xml:space="preserve">Only the tenant's owned domains are listed as accepted or </w:t>
-            </w:r>
-            <w:proofErr w:type="gramStart"/>
-            <w:r>
-              <w:rPr>
-                <w:color w:val="000000"/>
-                <w:sz w:val="18"/>
-                <w:szCs w:val="18"/>
-              </w:rPr>
-              <w:t>internal-relay</w:t>
-            </w:r>
-            <w:proofErr w:type="gramEnd"/>
-            <w:r>
-              <w:rPr>
-                <w:color w:val="000000"/>
-                <w:sz w:val="18"/>
-                <w:szCs w:val="18"/>
-              </w:rPr>
-              <w:t>.</w:t>
-            </w:r>
-          </w:p>
+          <w:p/>
         </w:tc>
         <w:tc>
           <w:tcPr>
@@ -12524,14 +9946,6 @@
             <w:pPr>
               <w:jc w:val="center"/>
             </w:pPr>
-            <w:r>
-              <w:rPr>
-                <w:b/>
-                <w:bCs/>
-                <w:color w:val="2E7D32"/>
-              </w:rPr>
-              <w:t>L</w:t>
-            </w:r>
           </w:p>
         </w:tc>
         <w:tc>
@@ -12550,16 +9964,7 @@
               <w:right w:w="120" w:type="dxa"/>
             </w:tcMar>
           </w:tcPr>
-          <w:p>
-            <w:r>
-              <w:rPr>
-                <w:color w:val="000000"/>
-                <w:sz w:val="18"/>
-                <w:szCs w:val="18"/>
-              </w:rPr>
-              <w:t>EXO — Accepted Domains</w:t>
-            </w:r>
-          </w:p>
+          <w:p/>
         </w:tc>
       </w:tr>
       <w:tr>
@@ -12580,18 +9985,7 @@
               <w:right w:w="120" w:type="dxa"/>
             </w:tcMar>
           </w:tcPr>
-          <w:p>
-            <w:r>
-              <w:rPr>
-                <w:b/>
-                <w:bCs/>
-                <w:color w:val="000000"/>
-                <w:sz w:val="18"/>
-                <w:szCs w:val="18"/>
-              </w:rPr>
-              <w:t>Connector hygiene</w:t>
-            </w:r>
-          </w:p>
+          <w:p/>
         </w:tc>
         <w:tc>
           <w:tcPr>
@@ -12610,16 +10004,7 @@
               <w:right w:w="120" w:type="dxa"/>
             </w:tcMar>
           </w:tcPr>
-          <w:p>
-            <w:r>
-              <w:rPr>
-                <w:color w:val="000000"/>
-                <w:sz w:val="18"/>
-                <w:szCs w:val="18"/>
-              </w:rPr>
-              <w:t>No inbound connectors with wildcard scopes; each connector names its partner organisation.</w:t>
-            </w:r>
-          </w:p>
+          <w:p/>
         </w:tc>
         <w:tc>
           <w:tcPr>
@@ -12643,14 +10028,6 @@
             <w:pPr>
               <w:jc w:val="center"/>
             </w:pPr>
-            <w:r>
-              <w:rPr>
-                <w:b/>
-                <w:bCs/>
-                <w:color w:val="C00000"/>
-              </w:rPr>
-              <w:t>H</w:t>
-            </w:r>
           </w:p>
         </w:tc>
         <w:tc>
@@ -12670,16 +10047,7 @@
               <w:right w:w="120" w:type="dxa"/>
             </w:tcMar>
           </w:tcPr>
-          <w:p>
-            <w:r>
-              <w:rPr>
-                <w:color w:val="000000"/>
-                <w:sz w:val="18"/>
-                <w:szCs w:val="18"/>
-              </w:rPr>
-              <w:t>EXO — Connector Audit</w:t>
-            </w:r>
-          </w:p>
+          <w:p/>
         </w:tc>
       </w:tr>
       <w:tr>
@@ -12699,18 +10067,7 @@
               <w:right w:w="120" w:type="dxa"/>
             </w:tcMar>
           </w:tcPr>
-          <w:p>
-            <w:r>
-              <w:rPr>
-                <w:b/>
-                <w:bCs/>
-                <w:color w:val="000000"/>
-                <w:sz w:val="18"/>
-                <w:szCs w:val="18"/>
-              </w:rPr>
-              <w:t>Self-service purchase</w:t>
-            </w:r>
-          </w:p>
+          <w:p/>
         </w:tc>
         <w:tc>
           <w:tcPr>
@@ -12728,16 +10085,7 @@
               <w:right w:w="120" w:type="dxa"/>
             </w:tcMar>
           </w:tcPr>
-          <w:p>
-            <w:r>
-              <w:rPr>
-                <w:color w:val="000000"/>
-                <w:sz w:val="18"/>
-                <w:szCs w:val="18"/>
-              </w:rPr>
-              <w:t>Block end users from buying their own M365 / Power Platform / Copilot licences.</w:t>
-            </w:r>
-          </w:p>
+          <w:p/>
         </w:tc>
         <w:tc>
           <w:tcPr>
@@ -12760,14 +10108,6 @@
             <w:pPr>
               <w:jc w:val="center"/>
             </w:pPr>
-            <w:r>
-              <w:rPr>
-                <w:b/>
-                <w:bCs/>
-                <w:color w:val="BF6B00"/>
-              </w:rPr>
-              <w:t>M</w:t>
-            </w:r>
           </w:p>
         </w:tc>
         <w:tc>
@@ -12786,16 +10126,7 @@
               <w:right w:w="120" w:type="dxa"/>
             </w:tcMar>
           </w:tcPr>
-          <w:p>
-            <w:r>
-              <w:rPr>
-                <w:color w:val="000000"/>
-                <w:sz w:val="18"/>
-                <w:szCs w:val="18"/>
-              </w:rPr>
-              <w:t>M365 Admin — Block Self-Service Purchase</w:t>
-            </w:r>
-          </w:p>
+          <w:p/>
         </w:tc>
       </w:tr>
       <w:tr>
@@ -12816,18 +10147,7 @@
               <w:right w:w="120" w:type="dxa"/>
             </w:tcMar>
           </w:tcPr>
-          <w:p>
-            <w:r>
-              <w:rPr>
-                <w:b/>
-                <w:bCs/>
-                <w:color w:val="000000"/>
-                <w:sz w:val="18"/>
-                <w:szCs w:val="18"/>
-              </w:rPr>
-              <w:t>App consent</w:t>
-            </w:r>
-          </w:p>
+          <w:p/>
         </w:tc>
         <w:tc>
           <w:tcPr>
@@ -12846,16 +10166,7 @@
               <w:right w:w="120" w:type="dxa"/>
             </w:tcMar>
           </w:tcPr>
-          <w:p>
-            <w:r>
-              <w:rPr>
-                <w:color w:val="000000"/>
-                <w:sz w:val="18"/>
-                <w:szCs w:val="18"/>
-              </w:rPr>
-              <w:t>Restrict user consent to Microsoft-verified publishers and low-risk permissions only.</w:t>
-            </w:r>
-          </w:p>
+          <w:p/>
         </w:tc>
         <w:tc>
           <w:tcPr>
@@ -12879,14 +10190,6 @@
             <w:pPr>
               <w:jc w:val="center"/>
             </w:pPr>
-            <w:r>
-              <w:rPr>
-                <w:b/>
-                <w:bCs/>
-                <w:color w:val="BF6B00"/>
-              </w:rPr>
-              <w:t>M</w:t>
-            </w:r>
           </w:p>
         </w:tc>
         <w:tc>
@@ -12906,16 +10209,7 @@
               <w:right w:w="120" w:type="dxa"/>
             </w:tcMar>
           </w:tcPr>
-          <w:p>
-            <w:r>
-              <w:rPr>
-                <w:color w:val="000000"/>
-                <w:sz w:val="18"/>
-                <w:szCs w:val="18"/>
-              </w:rPr>
-              <w:t>Entra App Consent — Verified Only</w:t>
-            </w:r>
-          </w:p>
+          <w:p/>
         </w:tc>
       </w:tr>
       <w:tr>
@@ -12935,18 +10229,7 @@
               <w:right w:w="120" w:type="dxa"/>
             </w:tcMar>
           </w:tcPr>
-          <w:p>
-            <w:r>
-              <w:rPr>
-                <w:b/>
-                <w:bCs/>
-                <w:color w:val="000000"/>
-                <w:sz w:val="18"/>
-                <w:szCs w:val="18"/>
-              </w:rPr>
-              <w:t>Forms external sharing</w:t>
-            </w:r>
-          </w:p>
+          <w:p/>
         </w:tc>
         <w:tc>
           <w:tcPr>
@@ -12964,16 +10247,7 @@
               <w:right w:w="120" w:type="dxa"/>
             </w:tcMar>
           </w:tcPr>
-          <w:p>
-            <w:r>
-              <w:rPr>
-                <w:color w:val="000000"/>
-                <w:sz w:val="18"/>
-                <w:szCs w:val="18"/>
-              </w:rPr>
-              <w:t>Microsoft Forms sharing restricted to tenant users; external response gated.</w:t>
-            </w:r>
-          </w:p>
+          <w:p/>
         </w:tc>
         <w:tc>
           <w:tcPr>
@@ -12996,14 +10270,6 @@
             <w:pPr>
               <w:jc w:val="center"/>
             </w:pPr>
-            <w:r>
-              <w:rPr>
-                <w:b/>
-                <w:bCs/>
-                <w:color w:val="2E7D32"/>
-              </w:rPr>
-              <w:t>L</w:t>
-            </w:r>
           </w:p>
         </w:tc>
         <w:tc>
@@ -13022,16 +10288,7 @@
               <w:right w:w="120" w:type="dxa"/>
             </w:tcMar>
           </w:tcPr>
-          <w:p>
-            <w:r>
-              <w:rPr>
-                <w:color w:val="000000"/>
-                <w:sz w:val="18"/>
-                <w:szCs w:val="18"/>
-              </w:rPr>
-              <w:t>M365 Admin — Forms Sharing</w:t>
-            </w:r>
-          </w:p>
+          <w:p/>
         </w:tc>
       </w:tr>
       <w:tr>
@@ -13052,18 +10309,7 @@
               <w:right w:w="120" w:type="dxa"/>
             </w:tcMar>
           </w:tcPr>
-          <w:p>
-            <w:r>
-              <w:rPr>
-                <w:b/>
-                <w:bCs/>
-                <w:color w:val="000000"/>
-                <w:sz w:val="18"/>
-                <w:szCs w:val="18"/>
-              </w:rPr>
-              <w:t>Privileged Identity Management</w:t>
-            </w:r>
-          </w:p>
+          <w:p/>
         </w:tc>
         <w:tc>
           <w:tcPr>
@@ -13082,16 +10328,7 @@
               <w:right w:w="120" w:type="dxa"/>
             </w:tcMar>
           </w:tcPr>
-          <w:p>
-            <w:r>
-              <w:rPr>
-                <w:color w:val="000000"/>
-                <w:sz w:val="18"/>
-                <w:szCs w:val="18"/>
-              </w:rPr>
-              <w:t>Privileged admin roles require PIM activation with MFA and a justification.</w:t>
-            </w:r>
-          </w:p>
+          <w:p/>
         </w:tc>
         <w:tc>
           <w:tcPr>
@@ -13115,14 +10352,6 @@
             <w:pPr>
               <w:jc w:val="center"/>
             </w:pPr>
-            <w:r>
-              <w:rPr>
-                <w:b/>
-                <w:bCs/>
-                <w:color w:val="C00000"/>
-              </w:rPr>
-              <w:t>H</w:t>
-            </w:r>
           </w:p>
         </w:tc>
         <w:tc>
@@ -13142,16 +10371,7 @@
               <w:right w:w="120" w:type="dxa"/>
             </w:tcMar>
           </w:tcPr>
-          <w:p>
-            <w:r>
-              <w:rPr>
-                <w:color w:val="000000"/>
-                <w:sz w:val="18"/>
-                <w:szCs w:val="18"/>
-              </w:rPr>
-              <w:t>PIM — Admin Role Activation</w:t>
-            </w:r>
-          </w:p>
+          <w:p/>
         </w:tc>
       </w:tr>
       <w:tr>
@@ -13171,18 +10391,7 @@
               <w:right w:w="120" w:type="dxa"/>
             </w:tcMar>
           </w:tcPr>
-          <w:p>
-            <w:r>
-              <w:rPr>
-                <w:b/>
-                <w:bCs/>
-                <w:color w:val="000000"/>
-                <w:sz w:val="18"/>
-                <w:szCs w:val="18"/>
-              </w:rPr>
-              <w:t>DMARC policy</w:t>
-            </w:r>
-          </w:p>
+          <w:p/>
         </w:tc>
         <w:tc>
           <w:tcPr>
@@ -13200,16 +10409,7 @@
               <w:right w:w="120" w:type="dxa"/>
             </w:tcMar>
           </w:tcPr>
-          <w:p>
-            <w:r>
-              <w:rPr>
-                <w:color w:val="000000"/>
-                <w:sz w:val="18"/>
-                <w:szCs w:val="18"/>
-              </w:rPr>
-              <w:t>DMARC DNS record at p=reject with aggregate reporting to the MSP RUA mailbox.</w:t>
-            </w:r>
-          </w:p>
+          <w:p/>
         </w:tc>
         <w:tc>
           <w:tcPr>
@@ -13232,14 +10432,6 @@
             <w:pPr>
               <w:jc w:val="center"/>
             </w:pPr>
-            <w:r>
-              <w:rPr>
-                <w:b/>
-                <w:bCs/>
-                <w:color w:val="C00000"/>
-              </w:rPr>
-              <w:t>H</w:t>
-            </w:r>
           </w:p>
         </w:tc>
         <w:tc>
@@ -13258,16 +10450,7 @@
               <w:right w:w="120" w:type="dxa"/>
             </w:tcMar>
           </w:tcPr>
-          <w:p>
-            <w:r>
-              <w:rPr>
-                <w:color w:val="000000"/>
-                <w:sz w:val="18"/>
-                <w:szCs w:val="18"/>
-              </w:rPr>
-              <w:t>DNS — DMARC p=reject</w:t>
-            </w:r>
-          </w:p>
+          <w:p/>
         </w:tc>
       </w:tr>
     </w:tbl>
@@ -13296,7 +10479,6 @@
         <w:rPr>
           <w:color w:val="000000"/>
         </w:rPr>
-        <w:lastRenderedPageBreak/>
         <w:t>An external auto-forward rule appears on a user mailbox — possible compromise indicator.</w:t>
       </w:r>
     </w:p>
@@ -13419,6 +10601,7 @@
           <w:b/>
           <w:bCs/>
         </w:rPr>
+        <w:lastRenderedPageBreak/>
         <w:t>Pre-checks</w:t>
       </w:r>
     </w:p>
@@ -13500,10 +10683,10 @@
         <w:tblLook w:val="0000" w:firstRow="0" w:lastRow="0" w:firstColumn="0" w:lastColumn="0" w:noHBand="0" w:noVBand="0"/>
       </w:tblPr>
       <w:tblGrid>
-        <w:gridCol w:w="2794"/>
-        <w:gridCol w:w="5965"/>
+        <w:gridCol w:w="2788"/>
+        <w:gridCol w:w="5970"/>
         <w:gridCol w:w="941"/>
-        <w:gridCol w:w="3980"/>
+        <w:gridCol w:w="3981"/>
       </w:tblGrid>
       <w:tr>
         <w:trPr>
@@ -13652,18 +10835,7 @@
               <w:right w:w="120" w:type="dxa"/>
             </w:tcMar>
           </w:tcPr>
-          <w:p>
-            <w:r>
-              <w:rPr>
-                <w:b/>
-                <w:bCs/>
-                <w:color w:val="000000"/>
-                <w:sz w:val="18"/>
-                <w:szCs w:val="18"/>
-              </w:rPr>
-              <w:t>Unified audit log</w:t>
-            </w:r>
-          </w:p>
+          <w:p/>
         </w:tc>
         <w:tc>
           <w:tcPr>
@@ -13682,34 +10854,7 @@
               <w:right w:w="120" w:type="dxa"/>
             </w:tcMar>
           </w:tcPr>
-          <w:p>
-            <w:r>
-              <w:rPr>
-                <w:color w:val="000000"/>
-                <w:sz w:val="18"/>
-                <w:szCs w:val="18"/>
-              </w:rPr>
-              <w:t xml:space="preserve">Tenant-wide audit </w:t>
-            </w:r>
-            <w:proofErr w:type="gramStart"/>
-            <w:r>
-              <w:rPr>
-                <w:color w:val="000000"/>
-                <w:sz w:val="18"/>
-                <w:szCs w:val="18"/>
-              </w:rPr>
-              <w:t>log</w:t>
-            </w:r>
-            <w:proofErr w:type="gramEnd"/>
-            <w:r>
-              <w:rPr>
-                <w:color w:val="000000"/>
-                <w:sz w:val="18"/>
-                <w:szCs w:val="18"/>
-              </w:rPr>
-              <w:t xml:space="preserve"> on with a retention of at least one year.</w:t>
-            </w:r>
-          </w:p>
+          <w:p/>
         </w:tc>
         <w:tc>
           <w:tcPr>
@@ -13733,14 +10878,6 @@
             <w:pPr>
               <w:jc w:val="center"/>
             </w:pPr>
-            <w:r>
-              <w:rPr>
-                <w:b/>
-                <w:bCs/>
-                <w:color w:val="C00000"/>
-              </w:rPr>
-              <w:t>H</w:t>
-            </w:r>
           </w:p>
         </w:tc>
         <w:tc>
@@ -13760,16 +10897,7 @@
               <w:right w:w="120" w:type="dxa"/>
             </w:tcMar>
           </w:tcPr>
-          <w:p>
-            <w:r>
-              <w:rPr>
-                <w:color w:val="000000"/>
-                <w:sz w:val="18"/>
-                <w:szCs w:val="18"/>
-              </w:rPr>
-              <w:t>Purview — Audit Log On</w:t>
-            </w:r>
-          </w:p>
+          <w:p/>
         </w:tc>
       </w:tr>
       <w:tr>
@@ -13789,18 +10917,7 @@
               <w:right w:w="120" w:type="dxa"/>
             </w:tcMar>
           </w:tcPr>
-          <w:p>
-            <w:r>
-              <w:rPr>
-                <w:b/>
-                <w:bCs/>
-                <w:color w:val="000000"/>
-                <w:sz w:val="18"/>
-                <w:szCs w:val="18"/>
-              </w:rPr>
-              <w:t>Sensitivity labels</w:t>
-            </w:r>
-          </w:p>
+          <w:p/>
         </w:tc>
         <w:tc>
           <w:tcPr>
@@ -13818,16 +10935,7 @@
               <w:right w:w="120" w:type="dxa"/>
             </w:tcMar>
           </w:tcPr>
-          <w:p>
-            <w:r>
-              <w:rPr>
-                <w:color w:val="000000"/>
-                <w:sz w:val="18"/>
-                <w:szCs w:val="18"/>
-              </w:rPr>
-              <w:t>Published tenant label set — Public, Internal, Confidential, Restricted — with encryption on the top two.</w:t>
-            </w:r>
-          </w:p>
+          <w:p/>
         </w:tc>
         <w:tc>
           <w:tcPr>
@@ -13850,14 +10958,6 @@
             <w:pPr>
               <w:jc w:val="center"/>
             </w:pPr>
-            <w:r>
-              <w:rPr>
-                <w:b/>
-                <w:bCs/>
-                <w:color w:val="C00000"/>
-              </w:rPr>
-              <w:t>H</w:t>
-            </w:r>
           </w:p>
         </w:tc>
         <w:tc>
@@ -13876,16 +10976,7 @@
               <w:right w:w="120" w:type="dxa"/>
             </w:tcMar>
           </w:tcPr>
-          <w:p>
-            <w:r>
-              <w:rPr>
-                <w:color w:val="000000"/>
-                <w:sz w:val="18"/>
-                <w:szCs w:val="18"/>
-              </w:rPr>
-              <w:t>Labels — Tenant Standard Set</w:t>
-            </w:r>
-          </w:p>
+          <w:p/>
         </w:tc>
       </w:tr>
       <w:tr>
@@ -13906,18 +10997,7 @@
               <w:right w:w="120" w:type="dxa"/>
             </w:tcMar>
           </w:tcPr>
-          <w:p>
-            <w:r>
-              <w:rPr>
-                <w:b/>
-                <w:bCs/>
-                <w:color w:val="000000"/>
-                <w:sz w:val="18"/>
-                <w:szCs w:val="18"/>
-              </w:rPr>
-              <w:t>Label policy</w:t>
-            </w:r>
-          </w:p>
+          <w:p/>
         </w:tc>
         <w:tc>
           <w:tcPr>
@@ -13936,16 +11016,7 @@
               <w:right w:w="120" w:type="dxa"/>
             </w:tcMar>
           </w:tcPr>
-          <w:p>
-            <w:r>
-              <w:rPr>
-                <w:color w:val="000000"/>
-                <w:sz w:val="18"/>
-                <w:szCs w:val="18"/>
-              </w:rPr>
-              <w:t>Labels published to all users; default 'Internal'; auto-apply for sensitive data patterns.</w:t>
-            </w:r>
-          </w:p>
+          <w:p/>
         </w:tc>
         <w:tc>
           <w:tcPr>
@@ -13969,14 +11040,6 @@
             <w:pPr>
               <w:jc w:val="center"/>
             </w:pPr>
-            <w:r>
-              <w:rPr>
-                <w:b/>
-                <w:bCs/>
-                <w:color w:val="BF6B00"/>
-              </w:rPr>
-              <w:t>M</w:t>
-            </w:r>
           </w:p>
         </w:tc>
         <w:tc>
@@ -13996,16 +11059,7 @@
               <w:right w:w="120" w:type="dxa"/>
             </w:tcMar>
           </w:tcPr>
-          <w:p>
-            <w:r>
-              <w:rPr>
-                <w:color w:val="000000"/>
-                <w:sz w:val="18"/>
-                <w:szCs w:val="18"/>
-              </w:rPr>
-              <w:t>Label Policy — Auto-Apply</w:t>
-            </w:r>
-          </w:p>
+          <w:p/>
         </w:tc>
       </w:tr>
       <w:tr>
@@ -14025,18 +11079,7 @@
               <w:right w:w="120" w:type="dxa"/>
             </w:tcMar>
           </w:tcPr>
-          <w:p>
-            <w:r>
-              <w:rPr>
-                <w:b/>
-                <w:bCs/>
-                <w:color w:val="000000"/>
-                <w:sz w:val="18"/>
-                <w:szCs w:val="18"/>
-              </w:rPr>
-              <w:t>DLP email — PII</w:t>
-            </w:r>
-          </w:p>
+          <w:p/>
         </w:tc>
         <w:tc>
           <w:tcPr>
@@ -14054,16 +11097,7 @@
               <w:right w:w="120" w:type="dxa"/>
             </w:tcMar>
           </w:tcPr>
-          <w:p>
-            <w:r>
-              <w:rPr>
-                <w:color w:val="000000"/>
-                <w:sz w:val="18"/>
-                <w:szCs w:val="18"/>
-              </w:rPr>
-              <w:t>Block outbound email containing credit-card or government-ID patterns above the threshold.</w:t>
-            </w:r>
-          </w:p>
+          <w:p/>
         </w:tc>
         <w:tc>
           <w:tcPr>
@@ -14086,14 +11120,6 @@
             <w:pPr>
               <w:jc w:val="center"/>
             </w:pPr>
-            <w:r>
-              <w:rPr>
-                <w:b/>
-                <w:bCs/>
-                <w:color w:val="C00000"/>
-              </w:rPr>
-              <w:t>H</w:t>
-            </w:r>
           </w:p>
         </w:tc>
         <w:tc>
@@ -14112,16 +11138,7 @@
               <w:right w:w="120" w:type="dxa"/>
             </w:tcMar>
           </w:tcPr>
-          <w:p>
-            <w:r>
-              <w:rPr>
-                <w:color w:val="000000"/>
-                <w:sz w:val="18"/>
-                <w:szCs w:val="18"/>
-              </w:rPr>
-              <w:t>DLP — Credit Card / PII — Email</w:t>
-            </w:r>
-          </w:p>
+          <w:p/>
         </w:tc>
       </w:tr>
       <w:tr>
@@ -14142,18 +11159,7 @@
               <w:right w:w="120" w:type="dxa"/>
             </w:tcMar>
           </w:tcPr>
-          <w:p>
-            <w:r>
-              <w:rPr>
-                <w:b/>
-                <w:bCs/>
-                <w:color w:val="000000"/>
-                <w:sz w:val="18"/>
-                <w:szCs w:val="18"/>
-              </w:rPr>
-              <w:t>DLP SharePoint/OneDrive</w:t>
-            </w:r>
-          </w:p>
+          <w:p/>
         </w:tc>
         <w:tc>
           <w:tcPr>
@@ -14172,16 +11178,7 @@
               <w:right w:w="120" w:type="dxa"/>
             </w:tcMar>
           </w:tcPr>
-          <w:p>
-            <w:r>
-              <w:rPr>
-                <w:color w:val="000000"/>
-                <w:sz w:val="18"/>
-                <w:szCs w:val="18"/>
-              </w:rPr>
-              <w:t>Block external sharing of documents containing regulated data.</w:t>
-            </w:r>
-          </w:p>
+          <w:p/>
         </w:tc>
         <w:tc>
           <w:tcPr>
@@ -14205,14 +11202,6 @@
             <w:pPr>
               <w:jc w:val="center"/>
             </w:pPr>
-            <w:r>
-              <w:rPr>
-                <w:b/>
-                <w:bCs/>
-                <w:color w:val="C00000"/>
-              </w:rPr>
-              <w:t>H</w:t>
-            </w:r>
           </w:p>
         </w:tc>
         <w:tc>
@@ -14232,16 +11221,7 @@
               <w:right w:w="120" w:type="dxa"/>
             </w:tcMar>
           </w:tcPr>
-          <w:p>
-            <w:r>
-              <w:rPr>
-                <w:color w:val="000000"/>
-                <w:sz w:val="18"/>
-                <w:szCs w:val="18"/>
-              </w:rPr>
-              <w:t>DLP — Sensitive Docs — Block External</w:t>
-            </w:r>
-          </w:p>
+          <w:p/>
         </w:tc>
       </w:tr>
       <w:tr>
@@ -14261,18 +11241,7 @@
               <w:right w:w="120" w:type="dxa"/>
             </w:tcMar>
           </w:tcPr>
-          <w:p>
-            <w:r>
-              <w:rPr>
-                <w:b/>
-                <w:bCs/>
-                <w:color w:val="000000"/>
-                <w:sz w:val="18"/>
-                <w:szCs w:val="18"/>
-              </w:rPr>
-              <w:t>DLP Teams</w:t>
-            </w:r>
-          </w:p>
+          <w:p/>
         </w:tc>
         <w:tc>
           <w:tcPr>
@@ -14290,16 +11259,7 @@
               <w:right w:w="120" w:type="dxa"/>
             </w:tcMar>
           </w:tcPr>
-          <w:p>
-            <w:r>
-              <w:rPr>
-                <w:color w:val="000000"/>
-                <w:sz w:val="18"/>
-                <w:szCs w:val="18"/>
-              </w:rPr>
-              <w:t>Block PII in Teams chat and channel messages; notify sender.</w:t>
-            </w:r>
-          </w:p>
+          <w:p/>
         </w:tc>
         <w:tc>
           <w:tcPr>
@@ -14322,14 +11282,6 @@
             <w:pPr>
               <w:jc w:val="center"/>
             </w:pPr>
-            <w:r>
-              <w:rPr>
-                <w:b/>
-                <w:bCs/>
-                <w:color w:val="BF6B00"/>
-              </w:rPr>
-              <w:t>M</w:t>
-            </w:r>
           </w:p>
         </w:tc>
         <w:tc>
@@ -14348,16 +11300,7 @@
               <w:right w:w="120" w:type="dxa"/>
             </w:tcMar>
           </w:tcPr>
-          <w:p>
-            <w:r>
-              <w:rPr>
-                <w:color w:val="000000"/>
-                <w:sz w:val="18"/>
-                <w:szCs w:val="18"/>
-              </w:rPr>
-              <w:t>DLP — Teams — PII Block</w:t>
-            </w:r>
-          </w:p>
+          <w:p/>
         </w:tc>
       </w:tr>
       <w:tr>
@@ -14378,18 +11321,7 @@
               <w:right w:w="120" w:type="dxa"/>
             </w:tcMar>
           </w:tcPr>
-          <w:p>
-            <w:r>
-              <w:rPr>
-                <w:b/>
-                <w:bCs/>
-                <w:color w:val="000000"/>
-                <w:sz w:val="18"/>
-                <w:szCs w:val="18"/>
-              </w:rPr>
-              <w:t>DLP endpoint</w:t>
-            </w:r>
-          </w:p>
+          <w:p/>
         </w:tc>
         <w:tc>
           <w:tcPr>
@@ -14408,16 +11340,7 @@
               <w:right w:w="120" w:type="dxa"/>
             </w:tcMar>
           </w:tcPr>
-          <w:p>
-            <w:r>
-              <w:rPr>
-                <w:color w:val="000000"/>
-                <w:sz w:val="18"/>
-                <w:szCs w:val="18"/>
-              </w:rPr>
-              <w:t>Block copying sensitive files to removable media or unapproved cloud apps on managed Windows devices.</w:t>
-            </w:r>
-          </w:p>
+          <w:p/>
         </w:tc>
         <w:tc>
           <w:tcPr>
@@ -14441,14 +11364,6 @@
             <w:pPr>
               <w:jc w:val="center"/>
             </w:pPr>
-            <w:r>
-              <w:rPr>
-                <w:b/>
-                <w:bCs/>
-                <w:color w:val="BF6B00"/>
-              </w:rPr>
-              <w:t>M</w:t>
-            </w:r>
           </w:p>
         </w:tc>
         <w:tc>
@@ -14468,16 +11383,7 @@
               <w:right w:w="120" w:type="dxa"/>
             </w:tcMar>
           </w:tcPr>
-          <w:p>
-            <w:r>
-              <w:rPr>
-                <w:color w:val="000000"/>
-                <w:sz w:val="18"/>
-                <w:szCs w:val="18"/>
-              </w:rPr>
-              <w:t>DLP — Endpoint — Removable Media</w:t>
-            </w:r>
-          </w:p>
+          <w:p/>
         </w:tc>
       </w:tr>
       <w:tr>
@@ -14497,18 +11403,7 @@
               <w:right w:w="120" w:type="dxa"/>
             </w:tcMar>
           </w:tcPr>
-          <w:p>
-            <w:r>
-              <w:rPr>
-                <w:b/>
-                <w:bCs/>
-                <w:color w:val="000000"/>
-                <w:sz w:val="18"/>
-                <w:szCs w:val="18"/>
-              </w:rPr>
-              <w:t>Retention — email</w:t>
-            </w:r>
-          </w:p>
+          <w:p/>
         </w:tc>
         <w:tc>
           <w:tcPr>
@@ -14526,16 +11421,7 @@
               <w:right w:w="120" w:type="dxa"/>
             </w:tcMar>
           </w:tcPr>
-          <w:p>
-            <w:r>
-              <w:rPr>
-                <w:color w:val="000000"/>
-                <w:sz w:val="18"/>
-                <w:szCs w:val="18"/>
-              </w:rPr>
-              <w:t>Retain mail for 7 years then delete; applies to all mailboxes including shared.</w:t>
-            </w:r>
-          </w:p>
+          <w:p/>
         </w:tc>
         <w:tc>
           <w:tcPr>
@@ -14558,14 +11444,6 @@
             <w:pPr>
               <w:jc w:val="center"/>
             </w:pPr>
-            <w:r>
-              <w:rPr>
-                <w:b/>
-                <w:bCs/>
-                <w:color w:val="BF6B00"/>
-              </w:rPr>
-              <w:t>M</w:t>
-            </w:r>
           </w:p>
         </w:tc>
         <w:tc>
@@ -14584,16 +11462,7 @@
               <w:right w:w="120" w:type="dxa"/>
             </w:tcMar>
           </w:tcPr>
-          <w:p>
-            <w:r>
-              <w:rPr>
-                <w:color w:val="000000"/>
-                <w:sz w:val="18"/>
-                <w:szCs w:val="18"/>
-              </w:rPr>
-              <w:t>Retention — Email 7 Years</w:t>
-            </w:r>
-          </w:p>
+          <w:p/>
         </w:tc>
       </w:tr>
       <w:tr>
@@ -14614,18 +11483,7 @@
               <w:right w:w="120" w:type="dxa"/>
             </w:tcMar>
           </w:tcPr>
-          <w:p>
-            <w:r>
-              <w:rPr>
-                <w:b/>
-                <w:bCs/>
-                <w:color w:val="000000"/>
-                <w:sz w:val="18"/>
-                <w:szCs w:val="18"/>
-              </w:rPr>
-              <w:t>Retention — SharePoint/OneDrive</w:t>
-            </w:r>
-          </w:p>
+          <w:p/>
         </w:tc>
         <w:tc>
           <w:tcPr>
@@ -14644,16 +11502,7 @@
               <w:right w:w="120" w:type="dxa"/>
             </w:tcMar>
           </w:tcPr>
-          <w:p>
-            <w:r>
-              <w:rPr>
-                <w:color w:val="000000"/>
-                <w:sz w:val="18"/>
-                <w:szCs w:val="18"/>
-              </w:rPr>
-              <w:t>Retain documents in SharePoint and OneDrive for 7 years before deletion.</w:t>
-            </w:r>
-          </w:p>
+          <w:p/>
         </w:tc>
         <w:tc>
           <w:tcPr>
@@ -14677,14 +11526,6 @@
             <w:pPr>
               <w:jc w:val="center"/>
             </w:pPr>
-            <w:r>
-              <w:rPr>
-                <w:b/>
-                <w:bCs/>
-                <w:color w:val="BF6B00"/>
-              </w:rPr>
-              <w:t>M</w:t>
-            </w:r>
           </w:p>
         </w:tc>
         <w:tc>
@@ -14704,16 +11545,7 @@
               <w:right w:w="120" w:type="dxa"/>
             </w:tcMar>
           </w:tcPr>
-          <w:p>
-            <w:r>
-              <w:rPr>
-                <w:color w:val="000000"/>
-                <w:sz w:val="18"/>
-                <w:szCs w:val="18"/>
-              </w:rPr>
-              <w:t>Retention — SPO/ODB 7 Years</w:t>
-            </w:r>
-          </w:p>
+          <w:p/>
         </w:tc>
       </w:tr>
       <w:tr>
@@ -14733,18 +11565,7 @@
               <w:right w:w="120" w:type="dxa"/>
             </w:tcMar>
           </w:tcPr>
-          <w:p>
-            <w:r>
-              <w:rPr>
-                <w:b/>
-                <w:bCs/>
-                <w:color w:val="000000"/>
-                <w:sz w:val="18"/>
-                <w:szCs w:val="18"/>
-              </w:rPr>
-              <w:t>Retention — Teams chat</w:t>
-            </w:r>
-          </w:p>
+          <w:p/>
         </w:tc>
         <w:tc>
           <w:tcPr>
@@ -14762,16 +11583,7 @@
               <w:right w:w="120" w:type="dxa"/>
             </w:tcMar>
           </w:tcPr>
-          <w:p>
-            <w:r>
-              <w:rPr>
-                <w:color w:val="000000"/>
-                <w:sz w:val="18"/>
-                <w:szCs w:val="18"/>
-              </w:rPr>
-              <w:t>Retain Teams 1:1 and channel chat per the agreed retention period.</w:t>
-            </w:r>
-          </w:p>
+          <w:p/>
         </w:tc>
         <w:tc>
           <w:tcPr>
@@ -14794,14 +11606,6 @@
             <w:pPr>
               <w:jc w:val="center"/>
             </w:pPr>
-            <w:r>
-              <w:rPr>
-                <w:b/>
-                <w:bCs/>
-                <w:color w:val="BF6B00"/>
-              </w:rPr>
-              <w:t>M</w:t>
-            </w:r>
           </w:p>
         </w:tc>
         <w:tc>
@@ -14820,16 +11624,7 @@
               <w:right w:w="120" w:type="dxa"/>
             </w:tcMar>
           </w:tcPr>
-          <w:p>
-            <w:r>
-              <w:rPr>
-                <w:color w:val="000000"/>
-                <w:sz w:val="18"/>
-                <w:szCs w:val="18"/>
-              </w:rPr>
-              <w:t>Retention — Teams Chat</w:t>
-            </w:r>
-          </w:p>
+          <w:p/>
         </w:tc>
       </w:tr>
       <w:tr>
@@ -14850,19 +11645,7 @@
               <w:right w:w="120" w:type="dxa"/>
             </w:tcMar>
           </w:tcPr>
-          <w:p>
-            <w:r>
-              <w:rPr>
-                <w:b/>
-                <w:bCs/>
-                <w:color w:val="000000"/>
-                <w:sz w:val="18"/>
-                <w:szCs w:val="18"/>
-              </w:rPr>
-              <w:lastRenderedPageBreak/>
-              <w:t>Insider risk — departing employee</w:t>
-            </w:r>
-          </w:p>
+          <w:p/>
         </w:tc>
         <w:tc>
           <w:tcPr>
@@ -14881,16 +11664,7 @@
               <w:right w:w="120" w:type="dxa"/>
             </w:tcMar>
           </w:tcPr>
-          <w:p>
-            <w:r>
-              <w:rPr>
-                <w:color w:val="000000"/>
-                <w:sz w:val="18"/>
-                <w:szCs w:val="18"/>
-              </w:rPr>
-              <w:t>Policy monitors data downloads and external sharing in the 30 days before termination.</w:t>
-            </w:r>
-          </w:p>
+          <w:p/>
         </w:tc>
         <w:tc>
           <w:tcPr>
@@ -14914,14 +11688,6 @@
             <w:pPr>
               <w:jc w:val="center"/>
             </w:pPr>
-            <w:r>
-              <w:rPr>
-                <w:b/>
-                <w:bCs/>
-                <w:color w:val="BF6B00"/>
-              </w:rPr>
-              <w:t>M</w:t>
-            </w:r>
           </w:p>
         </w:tc>
         <w:tc>
@@ -14941,16 +11707,7 @@
               <w:right w:w="120" w:type="dxa"/>
             </w:tcMar>
           </w:tcPr>
-          <w:p>
-            <w:r>
-              <w:rPr>
-                <w:color w:val="000000"/>
-                <w:sz w:val="18"/>
-                <w:szCs w:val="18"/>
-              </w:rPr>
-              <w:t>Insider Risk — Departing Employee</w:t>
-            </w:r>
-          </w:p>
+          <w:p/>
         </w:tc>
       </w:tr>
       <w:tr>
@@ -14970,18 +11727,7 @@
               <w:right w:w="120" w:type="dxa"/>
             </w:tcMar>
           </w:tcPr>
-          <w:p>
-            <w:r>
-              <w:rPr>
-                <w:b/>
-                <w:bCs/>
-                <w:color w:val="000000"/>
-                <w:sz w:val="18"/>
-                <w:szCs w:val="18"/>
-              </w:rPr>
-              <w:t>Communication compliance</w:t>
-            </w:r>
-          </w:p>
+          <w:p/>
         </w:tc>
         <w:tc>
           <w:tcPr>
@@ -14999,16 +11745,7 @@
               <w:right w:w="120" w:type="dxa"/>
             </w:tcMar>
           </w:tcPr>
-          <w:p>
-            <w:r>
-              <w:rPr>
-                <w:color w:val="000000"/>
-                <w:sz w:val="18"/>
-                <w:szCs w:val="18"/>
-              </w:rPr>
-              <w:t>Review messages for inappropriate language, harassment, and conflicts of interest.</w:t>
-            </w:r>
-          </w:p>
+          <w:p/>
         </w:tc>
         <w:tc>
           <w:tcPr>
@@ -15031,14 +11768,6 @@
             <w:pPr>
               <w:jc w:val="center"/>
             </w:pPr>
-            <w:r>
-              <w:rPr>
-                <w:b/>
-                <w:bCs/>
-                <w:color w:val="2E7D32"/>
-              </w:rPr>
-              <w:t>L</w:t>
-            </w:r>
           </w:p>
         </w:tc>
         <w:tc>
@@ -15057,16 +11786,7 @@
               <w:right w:w="120" w:type="dxa"/>
             </w:tcMar>
           </w:tcPr>
-          <w:p>
-            <w:r>
-              <w:rPr>
-                <w:color w:val="000000"/>
-                <w:sz w:val="18"/>
-                <w:szCs w:val="18"/>
-              </w:rPr>
-              <w:t>Comms Compliance — Inappropriate Language</w:t>
-            </w:r>
-          </w:p>
+          <w:p/>
         </w:tc>
       </w:tr>
     </w:tbl>
@@ -15245,6 +11965,7 @@
         <w:rPr>
           <w:color w:val="000000"/>
         </w:rPr>
+        <w:lastRenderedPageBreak/>
         <w:t>Baseline version recorded in the customer record.</w:t>
       </w:r>
     </w:p>
